--- a/00-首页/题组Word/习题书/第四篇-元素与分析/2-离子反应与方程式-学生版.docx
+++ b/00-首页/题组Word/习题书/第四篇-元素与分析/2-离子反应与方程式-学生版.docx
@@ -3801,25 +3801,123 @@
         <w:rPr>
           <w:rFonts w:ascii="Times New Roman" w:hAnsi="Times New Roman" w:eastAsia="Times New Roman" w:cs="Times New Roman"/>
         </w:rPr>
-        <w:t xml:space="preserve"> {3}H_{8}$ </w:t>
-      </w:r>
-      <w:r>
-        <w:rPr>
-          <w:rFonts w:hint="eastAsia" w:ascii="Times New Roman" w:hAnsi="Times New Roman" w:eastAsia="Times New Roman" w:cs="Times New Roman"/>
-        </w:rPr>
-        <w:t>，</w:t>
-      </w:r>
-      <w:r>
-        <w:rPr>
-          <w:rFonts w:hint="eastAsia" w:ascii="Times New Roman" w:hAnsi="Times New Roman" w:eastAsia="FangSong" w:cs="Times New Roman"/>
-        </w:rPr>
-        <w:t>可得</w:t>
-      </w:r>
-      <w:r>
-        <w:rPr>
-          <w:rFonts w:ascii="Times New Roman" w:hAnsi="Times New Roman" w:eastAsia="Times New Roman" w:cs="Times New Roman"/>
-        </w:rPr>
-        <w:t xml:space="preserve"> {2}B_{9}H_{9}$ 、 {2}B_{10}H_{10}$ 、 {2}B_{12}H_{12}$ 、 {4}$ </w:t>
+        <w:t xml:space="preserve"> {3}H_{8}</w:t>
+      </w:r>
+      <m:oMath>
+        <m:oMathPr>
+          <m:ctrlPr>
+            <w:rPr>
+              <w:sz w:val="28"/>
+              <w:szCs w:val="28"/>
+            </w:rPr>
+          </m:ctrlPr>
+        </m:oMathPr>
+        <m:r>
+          <m:rPr>
+            <m:sty m:val="p"/>
+          </m:rPr>
+          <m:t>，</m:t>
+        </m:r>
+        <m:r>
+          <m:t>可</m:t>
+        </m:r>
+        <m:r>
+          <m:t>得</m:t>
+        </m:r>
+        <m:r>
+          <m:t>2</m:t>
+        </m:r>
+        <m:sSub>
+          <m:e>
+            <m:r>
+              <m:t>B</m:t>
+            </m:r>
+          </m:e>
+          <m:sub>
+            <m:r>
+              <m:t>9</m:t>
+            </m:r>
+          </m:sub>
+        </m:sSub>
+        <m:sSub>
+          <m:e>
+            <m:r>
+              <m:t>H</m:t>
+            </m:r>
+          </m:e>
+          <m:sub>
+            <m:r>
+              <m:t>9</m:t>
+            </m:r>
+          </m:sub>
+        </m:sSub>
+      </m:oMath>
+      <w:r>
+        <w:rPr>
+          <w:rFonts w:ascii="Times New Roman" w:hAnsi="Times New Roman" w:eastAsia="Times New Roman" w:cs="Times New Roman"/>
+        </w:rPr>
+        <w:t xml:space="preserve"> </w:t>
+      </w:r>
+      <w:r>
+        <w:rPr>
+          <w:rFonts w:ascii="Times New Roman" w:hAnsi="Times New Roman" w:eastAsia="Times New Roman" w:cs="Times New Roman"/>
+        </w:rPr>
+        <w:t xml:space="preserve">、 {2}B_{10}H_{10}</w:t>
+      </w:r>
+      <m:oMath>
+        <m:oMathPr>
+          <m:ctrlPr>
+            <w:rPr>
+              <w:sz w:val="28"/>
+              <w:szCs w:val="28"/>
+            </w:rPr>
+          </m:ctrlPr>
+        </m:oMathPr>
+        <m:r>
+          <m:rPr>
+            <m:sty m:val="p"/>
+          </m:rPr>
+          <m:t>、</m:t>
+        </m:r>
+        <m:r>
+          <m:t>2</m:t>
+        </m:r>
+        <m:sSub>
+          <m:e>
+            <m:r>
+              <m:t>B</m:t>
+            </m:r>
+          </m:e>
+          <m:sub>
+            <m:r>
+              <m:t>12</m:t>
+            </m:r>
+          </m:sub>
+        </m:sSub>
+        <m:sSub>
+          <m:e>
+            <m:r>
+              <m:t>H</m:t>
+            </m:r>
+          </m:e>
+          <m:sub>
+            <m:r>
+              <m:t>12</m:t>
+            </m:r>
+          </m:sub>
+        </m:sSub>
+      </m:oMath>
+      <w:r>
+        <w:rPr>
+          <w:rFonts w:ascii="Times New Roman" w:hAnsi="Times New Roman" w:eastAsia="Times New Roman" w:cs="Times New Roman"/>
+        </w:rPr>
+        <w:t xml:space="preserve"> </w:t>
+      </w:r>
+      <w:r>
+        <w:rPr>
+          <w:rFonts w:ascii="Times New Roman" w:hAnsi="Times New Roman" w:eastAsia="Times New Roman" w:cs="Times New Roman"/>
+        </w:rPr>
+        <w:t xml:space="preserve">、 {4}$ </w:t>
       </w:r>
       <w:r>
         <w:rPr>
@@ -5376,43 +5474,89 @@
         <w:rPr>
           <w:rFonts w:ascii="Times New Roman" w:hAnsi="Times New Roman" w:eastAsia="Times New Roman" w:cs="Times New Roman"/>
         </w:rPr>
-        <w:t xml:space="preserve"> ^{2+}$ </w:t>
-      </w:r>
-      <w:r>
-        <w:rPr>
-          <w:rFonts w:hint="eastAsia" w:ascii="Times New Roman" w:hAnsi="Times New Roman" w:eastAsia="FangSong" w:cs="Times New Roman"/>
-        </w:rPr>
-        <w:t xml:space="preserve">溶液中加入丙酮和</w:t>
-      </w:r>
-      <w:r>
-        <w:rPr>
-          <w:rFonts w:ascii="Times New Roman" w:hAnsi="Times New Roman" w:eastAsia="Times New Roman" w:cs="Times New Roman"/>
-        </w:rPr>
-        <w:t xml:space="preserve"> KSCN </w:t>
-      </w:r>
-      <w:r>
-        <w:rPr>
-          <w:rFonts w:hint="eastAsia" w:ascii="Times New Roman" w:hAnsi="Times New Roman" w:eastAsia="FangSong" w:cs="Times New Roman"/>
-        </w:rPr>
-        <w:t>后</w:t>
-      </w:r>
-      <w:r>
-        <w:rPr>
-          <w:rFonts w:hint="eastAsia" w:ascii="Times New Roman" w:hAnsi="Times New Roman" w:eastAsia="Times New Roman" w:cs="Times New Roman"/>
-        </w:rPr>
-        <w:t>，</w:t>
-      </w:r>
-      <w:r>
-        <w:rPr>
-          <w:rFonts w:hint="eastAsia" w:ascii="Times New Roman" w:hAnsi="Times New Roman" w:eastAsia="FangSong" w:cs="Times New Roman"/>
-        </w:rPr>
-        <w:t>滴入</w:t>
-      </w:r>
-      <w:r>
-        <w:rPr>
-          <w:rFonts w:ascii="Times New Roman" w:hAnsi="Times New Roman" w:eastAsia="Times New Roman" w:cs="Times New Roman"/>
-        </w:rPr>
-        <w:t xml:space="preserve"> ^{2+}$ </w:t>
+        <w:t xml:space="preserve"> ^{2+}</w:t>
+      </w:r>
+      <m:oMath>
+        <m:oMathPr>
+          <m:ctrlPr>
+            <w:rPr>
+              <w:sz w:val="28"/>
+              <w:szCs w:val="28"/>
+            </w:rPr>
+          </m:ctrlPr>
+        </m:oMathPr>
+        <m:r>
+          <m:t>溶</m:t>
+        </m:r>
+        <m:r>
+          <m:t>液</m:t>
+        </m:r>
+        <m:r>
+          <m:t>中</m:t>
+        </m:r>
+        <m:r>
+          <m:t>加</m:t>
+        </m:r>
+        <m:r>
+          <m:t>入</m:t>
+        </m:r>
+        <m:r>
+          <m:t>丙</m:t>
+        </m:r>
+        <m:r>
+          <m:t>酮</m:t>
+        </m:r>
+        <m:r>
+          <m:t>和</m:t>
+        </m:r>
+        <m:r>
+          <m:t>K</m:t>
+        </m:r>
+        <m:r>
+          <m:t>S</m:t>
+        </m:r>
+        <m:r>
+          <m:t>C</m:t>
+        </m:r>
+        <m:r>
+          <m:t>N</m:t>
+        </m:r>
+        <m:r>
+          <m:t>后</m:t>
+        </m:r>
+        <m:r>
+          <m:rPr>
+            <m:sty m:val="p"/>
+          </m:rPr>
+          <m:t>，</m:t>
+        </m:r>
+        <m:r>
+          <m:t>滴</m:t>
+        </m:r>
+        <m:sSup>
+          <m:e>
+            <m:r>
+              <m:t>入</m:t>
+            </m:r>
+          </m:e>
+          <m:sup>
+            <m:r>
+              <m:t>2</m:t>
+            </m:r>
+            <m:r>
+              <m:rPr>
+                <m:sty m:val="p"/>
+              </m:rPr>
+              <m:t>+</m:t>
+            </m:r>
+          </m:sup>
+        </m:sSup>
+      </m:oMath>
+      <w:r>
+        <w:rPr>
+          <w:rFonts w:ascii="Times New Roman" w:hAnsi="Times New Roman" w:eastAsia="Times New Roman" w:cs="Times New Roman"/>
+        </w:rPr>
+        <w:t xml:space="preserve"> </w:t>
       </w:r>
       <w:r>
         <w:rPr>

--- a/00-首页/题组Word/习题书/第四篇-元素与分析/2-离子反应与方程式-学生版.docx
+++ b/00-首页/题组Word/习题书/第四篇-元素与分析/2-离子反应与方程式-学生版.docx
@@ -3801,7 +3801,7 @@
         <w:rPr>
           <w:rFonts w:ascii="Times New Roman" w:hAnsi="Times New Roman" w:eastAsia="Times New Roman" w:cs="Times New Roman"/>
         </w:rPr>
-        <w:t xml:space="preserve"> {3}H_{8}</w:t>
+        <w:t xml:space="preserve"> </w:t>
       </w:r>
       <m:oMath>
         <m:oMathPr>
@@ -3812,42 +3812,45 @@
             </w:rPr>
           </m:ctrlPr>
         </m:oMathPr>
-        <m:r>
-          <m:rPr>
-            <m:sty m:val="p"/>
-          </m:rPr>
-          <m:t>，</m:t>
-        </m:r>
-        <m:r>
-          <m:t>可</m:t>
-        </m:r>
-        <m:r>
-          <m:t>得</m:t>
-        </m:r>
-        <m:r>
-          <m:t>2</m:t>
-        </m:r>
         <m:sSub>
           <m:e>
             <m:r>
+              <m:rPr>
+                <m:sty m:val="p"/>
+              </m:rPr>
+              <m:t>C</m:t>
+            </m:r>
+            <m:r>
+              <m:rPr>
+                <m:sty m:val="p"/>
+              </m:rPr>
+              <m:t>s</m:t>
+            </m:r>
+            <m:r>
+              <m:rPr>
+                <m:sty m:val="p"/>
+              </m:rPr>
               <m:t>B</m:t>
             </m:r>
           </m:e>
           <m:sub>
             <m:r>
-              <m:t>9</m:t>
+              <m:t>3</m:t>
             </m:r>
           </m:sub>
         </m:sSub>
         <m:sSub>
           <m:e>
             <m:r>
+              <m:rPr>
+                <m:sty m:val="p"/>
+              </m:rPr>
               <m:t>H</m:t>
             </m:r>
           </m:e>
           <m:sub>
             <m:r>
-              <m:t>9</m:t>
+              <m:t>8</m:t>
             </m:r>
           </m:sub>
         </m:sSub>
@@ -3860,9 +3863,21 @@
       </w:r>
       <w:r>
         <w:rPr>
-          <w:rFonts w:ascii="Times New Roman" w:hAnsi="Times New Roman" w:eastAsia="Times New Roman" w:cs="Times New Roman"/>
-        </w:rPr>
-        <w:t xml:space="preserve">、 {2}B_{10}H_{10}</w:t>
+          <w:rFonts w:hint="eastAsia" w:ascii="Times New Roman" w:hAnsi="Times New Roman" w:eastAsia="Times New Roman" w:cs="Times New Roman"/>
+        </w:rPr>
+        <w:t>，</w:t>
+      </w:r>
+      <w:r>
+        <w:rPr>
+          <w:rFonts w:hint="eastAsia" w:ascii="Times New Roman" w:hAnsi="Times New Roman" w:eastAsia="FangSong" w:cs="Times New Roman"/>
+        </w:rPr>
+        <w:t>可得</w:t>
+      </w:r>
+      <w:r>
+        <w:rPr>
+          <w:rFonts w:ascii="Times New Roman" w:hAnsi="Times New Roman" w:eastAsia="Times New Roman" w:cs="Times New Roman"/>
+        </w:rPr>
+        <w:t xml:space="preserve"> </w:t>
       </w:r>
       <m:oMath>
         <m:oMathPr>
@@ -3873,36 +3888,54 @@
             </w:rPr>
           </m:ctrlPr>
         </m:oMathPr>
-        <m:r>
-          <m:rPr>
-            <m:sty m:val="p"/>
-          </m:rPr>
-          <m:t>、</m:t>
-        </m:r>
-        <m:r>
-          <m:t>2</m:t>
-        </m:r>
         <m:sSub>
           <m:e>
             <m:r>
-              <m:t>B</m:t>
+              <m:rPr>
+                <m:sty m:val="p"/>
+              </m:rPr>
+              <m:t>C</m:t>
+            </m:r>
+            <m:r>
+              <m:rPr>
+                <m:sty m:val="p"/>
+              </m:rPr>
+              <m:t>s</m:t>
             </m:r>
           </m:e>
           <m:sub>
             <m:r>
-              <m:t>12</m:t>
+              <m:t>2</m:t>
             </m:r>
           </m:sub>
         </m:sSub>
         <m:sSub>
           <m:e>
             <m:r>
-              <m:t>H</m:t>
+              <m:rPr>
+                <m:sty m:val="p"/>
+              </m:rPr>
+              <m:t>B</m:t>
             </m:r>
           </m:e>
           <m:sub>
             <m:r>
-              <m:t>12</m:t>
+              <m:t>9</m:t>
+            </m:r>
+          </m:sub>
+        </m:sSub>
+        <m:sSub>
+          <m:e>
+            <m:r>
+              <m:rPr>
+                <m:sty m:val="p"/>
+              </m:rPr>
+              <m:t>H</m:t>
+            </m:r>
+          </m:e>
+          <m:sub>
+            <m:r>
+              <m:t>9</m:t>
             </m:r>
           </m:sub>
         </m:sSub>
@@ -3917,7 +3950,212 @@
         <w:rPr>
           <w:rFonts w:ascii="Times New Roman" w:hAnsi="Times New Roman" w:eastAsia="Times New Roman" w:cs="Times New Roman"/>
         </w:rPr>
-        <w:t xml:space="preserve">、 {4}$ </w:t>
+        <w:t xml:space="preserve">、</w:t>
+      </w:r>
+      <w:r>
+        <w:rPr>
+          <w:rFonts w:ascii="Times New Roman" w:hAnsi="Times New Roman" w:eastAsia="Times New Roman" w:cs="Times New Roman"/>
+        </w:rPr>
+        <w:t xml:space="preserve"> </w:t>
+      </w:r>
+      <m:oMath>
+        <m:oMathPr>
+          <m:ctrlPr>
+            <w:rPr>
+              <w:sz w:val="28"/>
+              <w:szCs w:val="28"/>
+            </w:rPr>
+          </m:ctrlPr>
+        </m:oMathPr>
+        <m:sSub>
+          <m:e>
+            <m:r>
+              <m:rPr>
+                <m:sty m:val="p"/>
+              </m:rPr>
+              <m:t>C</m:t>
+            </m:r>
+            <m:r>
+              <m:rPr>
+                <m:sty m:val="p"/>
+              </m:rPr>
+              <m:t>s</m:t>
+            </m:r>
+          </m:e>
+          <m:sub>
+            <m:r>
+              <m:t>2</m:t>
+            </m:r>
+          </m:sub>
+        </m:sSub>
+        <m:sSub>
+          <m:e>
+            <m:r>
+              <m:rPr>
+                <m:sty m:val="p"/>
+              </m:rPr>
+              <m:t>B</m:t>
+            </m:r>
+          </m:e>
+          <m:sub>
+            <m:r>
+              <m:t>10</m:t>
+            </m:r>
+          </m:sub>
+        </m:sSub>
+        <m:sSub>
+          <m:e>
+            <m:r>
+              <m:rPr>
+                <m:sty m:val="p"/>
+              </m:rPr>
+              <m:t>H</m:t>
+            </m:r>
+          </m:e>
+          <m:sub>
+            <m:r>
+              <m:t>10</m:t>
+            </m:r>
+          </m:sub>
+        </m:sSub>
+      </m:oMath>
+      <w:r>
+        <w:rPr>
+          <w:rFonts w:ascii="Times New Roman" w:hAnsi="Times New Roman" w:eastAsia="Times New Roman" w:cs="Times New Roman"/>
+        </w:rPr>
+        <w:t xml:space="preserve"> </w:t>
+      </w:r>
+      <w:r>
+        <w:rPr>
+          <w:rFonts w:ascii="Times New Roman" w:hAnsi="Times New Roman" w:eastAsia="Times New Roman" w:cs="Times New Roman"/>
+        </w:rPr>
+        <w:t xml:space="preserve">、</w:t>
+      </w:r>
+      <w:r>
+        <w:rPr>
+          <w:rFonts w:ascii="Times New Roman" w:hAnsi="Times New Roman" w:eastAsia="Times New Roman" w:cs="Times New Roman"/>
+        </w:rPr>
+        <w:t xml:space="preserve"> </w:t>
+      </w:r>
+      <m:oMath>
+        <m:oMathPr>
+          <m:ctrlPr>
+            <w:rPr>
+              <w:sz w:val="28"/>
+              <w:szCs w:val="28"/>
+            </w:rPr>
+          </m:ctrlPr>
+        </m:oMathPr>
+        <m:sSub>
+          <m:e>
+            <m:r>
+              <m:rPr>
+                <m:sty m:val="p"/>
+              </m:rPr>
+              <m:t>C</m:t>
+            </m:r>
+            <m:r>
+              <m:rPr>
+                <m:sty m:val="p"/>
+              </m:rPr>
+              <m:t>s</m:t>
+            </m:r>
+          </m:e>
+          <m:sub>
+            <m:r>
+              <m:t>2</m:t>
+            </m:r>
+          </m:sub>
+        </m:sSub>
+        <m:sSub>
+          <m:e>
+            <m:r>
+              <m:rPr>
+                <m:sty m:val="p"/>
+              </m:rPr>
+              <m:t>B</m:t>
+            </m:r>
+          </m:e>
+          <m:sub>
+            <m:r>
+              <m:t>12</m:t>
+            </m:r>
+          </m:sub>
+        </m:sSub>
+        <m:sSub>
+          <m:e>
+            <m:r>
+              <m:rPr>
+                <m:sty m:val="p"/>
+              </m:rPr>
+              <m:t>H</m:t>
+            </m:r>
+          </m:e>
+          <m:sub>
+            <m:r>
+              <m:t>12</m:t>
+            </m:r>
+          </m:sub>
+        </m:sSub>
+      </m:oMath>
+      <w:r>
+        <w:rPr>
+          <w:rFonts w:ascii="Times New Roman" w:hAnsi="Times New Roman" w:eastAsia="Times New Roman" w:cs="Times New Roman"/>
+        </w:rPr>
+        <w:t xml:space="preserve"> </w:t>
+      </w:r>
+      <w:r>
+        <w:rPr>
+          <w:rFonts w:ascii="Times New Roman" w:hAnsi="Times New Roman" w:eastAsia="Times New Roman" w:cs="Times New Roman"/>
+        </w:rPr>
+        <w:t xml:space="preserve">、</w:t>
+      </w:r>
+      <w:r>
+        <w:rPr>
+          <w:rFonts w:ascii="Times New Roman" w:hAnsi="Times New Roman" w:eastAsia="Times New Roman" w:cs="Times New Roman"/>
+        </w:rPr>
+        <w:t xml:space="preserve"> </w:t>
+      </w:r>
+      <m:oMath>
+        <m:sSub>
+          <m:e>
+            <m:r>
+              <m:rPr>
+                <m:sty m:val="p"/>
+              </m:rPr>
+              <m:t>C</m:t>
+            </m:r>
+            <m:r>
+              <m:rPr>
+                <m:sty m:val="p"/>
+              </m:rPr>
+              <m:t>s</m:t>
+            </m:r>
+            <m:r>
+              <m:rPr>
+                <m:sty m:val="p"/>
+              </m:rPr>
+              <m:t>B</m:t>
+            </m:r>
+            <m:r>
+              <m:rPr>
+                <m:sty m:val="p"/>
+              </m:rPr>
+              <m:t>H</m:t>
+            </m:r>
+          </m:e>
+          <m:sub>
+            <m:r>
+              <m:t>4</m:t>
+            </m:r>
+          </m:sub>
+        </m:sSub>
+      </m:oMath>
+      <w:r>
+        <w:rPr>
+          <w:rFonts w:ascii="Times New Roman" w:hAnsi="Times New Roman" w:eastAsia="Times New Roman" w:cs="Times New Roman"/>
+        </w:rPr>
+        <w:t xml:space="preserve"> </w:t>
       </w:r>
       <w:r>
         <w:rPr>
@@ -3929,7 +4167,30 @@
         <w:rPr>
           <w:rFonts w:ascii="Times New Roman" w:hAnsi="Times New Roman" w:eastAsia="Times New Roman" w:cs="Times New Roman"/>
         </w:rPr>
-        <w:t xml:space="preserve"> {2}$ </w:t>
+        <w:t xml:space="preserve"> </w:t>
+      </w:r>
+      <m:oMath>
+        <m:sSub>
+          <m:e>
+            <m:r>
+              <m:rPr>
+                <m:sty m:val="p"/>
+              </m:rPr>
+              <m:t>H</m:t>
+            </m:r>
+          </m:e>
+          <m:sub>
+            <m:r>
+              <m:t>2</m:t>
+            </m:r>
+          </m:sub>
+        </m:sSub>
+      </m:oMath>
+      <w:r>
+        <w:rPr>
+          <w:rFonts w:ascii="Times New Roman" w:hAnsi="Times New Roman" w:eastAsia="Times New Roman" w:cs="Times New Roman"/>
+        </w:rPr>
+        <w:t xml:space="preserve"> </w:t>
       </w:r>
       <w:r>
         <w:rPr>
@@ -4920,7 +5181,36 @@
         <w:rPr>
           <w:rFonts w:ascii="Times New Roman" w:hAnsi="Times New Roman" w:eastAsia="Times New Roman" w:cs="Times New Roman"/>
         </w:rPr>
-        <w:t xml:space="preserve"> {3}$ </w:t>
+        <w:t xml:space="preserve"> </w:t>
+      </w:r>
+      <m:oMath>
+        <m:sSub>
+          <m:e>
+            <m:r>
+              <m:rPr>
+                <m:sty m:val="p"/>
+              </m:rPr>
+              <m:t>S</m:t>
+            </m:r>
+            <m:r>
+              <m:rPr>
+                <m:sty m:val="p"/>
+              </m:rPr>
+              <m:t>O</m:t>
+            </m:r>
+          </m:e>
+          <m:sub>
+            <m:r>
+              <m:t>3</m:t>
+            </m:r>
+          </m:sub>
+        </m:sSub>
+      </m:oMath>
+      <w:r>
+        <w:rPr>
+          <w:rFonts w:ascii="Times New Roman" w:hAnsi="Times New Roman" w:eastAsia="Times New Roman" w:cs="Times New Roman"/>
+        </w:rPr>
+        <w:t xml:space="preserve"> </w:t>
       </w:r>
       <w:r>
         <w:rPr>
@@ -4932,7 +5222,36 @@
         <w:rPr>
           <w:rFonts w:ascii="Times New Roman" w:hAnsi="Times New Roman" w:eastAsia="Times New Roman" w:cs="Times New Roman"/>
         </w:rPr>
-        <w:t xml:space="preserve"> {3}$ </w:t>
+        <w:t xml:space="preserve"> </w:t>
+      </w:r>
+      <m:oMath>
+        <m:sSub>
+          <m:e>
+            <m:r>
+              <m:rPr>
+                <m:sty m:val="p"/>
+              </m:rPr>
+              <m:t>N</m:t>
+            </m:r>
+            <m:r>
+              <m:rPr>
+                <m:sty m:val="p"/>
+              </m:rPr>
+              <m:t>H</m:t>
+            </m:r>
+          </m:e>
+          <m:sub>
+            <m:r>
+              <m:t>3</m:t>
+            </m:r>
+          </m:sub>
+        </m:sSub>
+      </m:oMath>
+      <w:r>
+        <w:rPr>
+          <w:rFonts w:ascii="Times New Roman" w:hAnsi="Times New Roman" w:eastAsia="Times New Roman" w:cs="Times New Roman"/>
+        </w:rPr>
+        <w:t xml:space="preserve"> </w:t>
       </w:r>
       <w:r>
         <w:rPr>
@@ -5474,69 +5793,93 @@
         <w:rPr>
           <w:rFonts w:ascii="Times New Roman" w:hAnsi="Times New Roman" w:eastAsia="Times New Roman" w:cs="Times New Roman"/>
         </w:rPr>
-        <w:t xml:space="preserve"> ^{2+}</w:t>
+        <w:t xml:space="preserve"> </w:t>
       </w:r>
       <m:oMath>
-        <m:oMathPr>
-          <m:ctrlPr>
-            <w:rPr>
-              <w:sz w:val="28"/>
-              <w:szCs w:val="28"/>
-            </w:rPr>
-          </m:ctrlPr>
-        </m:oMathPr>
-        <m:r>
-          <m:t>溶</m:t>
-        </m:r>
-        <m:r>
-          <m:t>液</m:t>
-        </m:r>
-        <m:r>
-          <m:t>中</m:t>
-        </m:r>
-        <m:r>
-          <m:t>加</m:t>
-        </m:r>
-        <m:r>
-          <m:t>入</m:t>
-        </m:r>
-        <m:r>
-          <m:t>丙</m:t>
-        </m:r>
-        <m:r>
-          <m:t>酮</m:t>
-        </m:r>
-        <m:r>
-          <m:t>和</m:t>
-        </m:r>
-        <m:r>
-          <m:t>K</m:t>
-        </m:r>
-        <m:r>
-          <m:t>S</m:t>
-        </m:r>
-        <m:r>
-          <m:t>C</m:t>
-        </m:r>
-        <m:r>
-          <m:t>N</m:t>
-        </m:r>
-        <m:r>
-          <m:t>后</m:t>
-        </m:r>
-        <m:r>
-          <m:rPr>
-            <m:sty m:val="p"/>
-          </m:rPr>
-          <m:t>，</m:t>
-        </m:r>
-        <m:r>
-          <m:t>滴</m:t>
-        </m:r>
         <m:sSup>
           <m:e>
             <m:r>
-              <m:t>入</m:t>
+              <m:rPr>
+                <m:sty m:val="p"/>
+              </m:rPr>
+              <m:t>C</m:t>
+            </m:r>
+            <m:r>
+              <m:rPr>
+                <m:sty m:val="p"/>
+              </m:rPr>
+              <m:t>o</m:t>
+            </m:r>
+          </m:e>
+          <m:sup>
+            <m:r>
+              <m:t>2</m:t>
+            </m:r>
+            <m:r>
+              <m:rPr>
+                <m:sty m:val="p"/>
+              </m:rPr>
+              <m:t>+</m:t>
+            </m:r>
+          </m:sup>
+        </m:sSup>
+      </m:oMath>
+      <w:r>
+        <w:rPr>
+          <w:rFonts w:ascii="Times New Roman" w:hAnsi="Times New Roman" w:eastAsia="Times New Roman" w:cs="Times New Roman"/>
+        </w:rPr>
+        <w:t xml:space="preserve"> </w:t>
+      </w:r>
+      <w:r>
+        <w:rPr>
+          <w:rFonts w:hint="eastAsia" w:ascii="Times New Roman" w:hAnsi="Times New Roman" w:eastAsia="FangSong" w:cs="Times New Roman"/>
+        </w:rPr>
+        <w:t xml:space="preserve">溶液中加入丙酮和</w:t>
+      </w:r>
+      <w:r>
+        <w:rPr>
+          <w:rFonts w:ascii="Times New Roman" w:hAnsi="Times New Roman" w:eastAsia="Times New Roman" w:cs="Times New Roman"/>
+        </w:rPr>
+        <w:t xml:space="preserve"> KSCN </w:t>
+      </w:r>
+      <w:r>
+        <w:rPr>
+          <w:rFonts w:hint="eastAsia" w:ascii="Times New Roman" w:hAnsi="Times New Roman" w:eastAsia="FangSong" w:cs="Times New Roman"/>
+        </w:rPr>
+        <w:t>后</w:t>
+      </w:r>
+      <w:r>
+        <w:rPr>
+          <w:rFonts w:hint="eastAsia" w:ascii="Times New Roman" w:hAnsi="Times New Roman" w:eastAsia="Times New Roman" w:cs="Times New Roman"/>
+        </w:rPr>
+        <w:t>，</w:t>
+      </w:r>
+      <w:r>
+        <w:rPr>
+          <w:rFonts w:hint="eastAsia" w:ascii="Times New Roman" w:hAnsi="Times New Roman" w:eastAsia="FangSong" w:cs="Times New Roman"/>
+        </w:rPr>
+        <w:t>滴入</w:t>
+      </w:r>
+      <w:r>
+        <w:rPr>
+          <w:rFonts w:ascii="Times New Roman" w:hAnsi="Times New Roman" w:eastAsia="Times New Roman" w:cs="Times New Roman"/>
+        </w:rPr>
+        <w:t xml:space="preserve"> </w:t>
+      </w:r>
+      <m:oMath>
+        <m:sSup>
+          <m:e>
+            <m:r>
+              <m:rPr>
+                <m:sty m:val="p"/>
+              </m:rPr>
+              <m:t>H</m:t>
+            </m:r>
+            <m:r>
+              <m:rPr>
+                <m:sty m:val="p"/>
+              </m:rPr>
+              <m:t>g</m:t>
             </m:r>
           </m:e>
           <m:sup>
@@ -6482,201 +6825,7 @@
         <w:rPr>
           <w:rFonts w:ascii="Times New Roman" w:hAnsi="Times New Roman" w:eastAsia="Times New Roman" w:cs="Times New Roman"/>
         </w:rPr>
-        <w:t xml:space="preserve"> 1.20*】 Pb(OAc) {2}$ </w:t>
-      </w:r>
-      <w:r>
-        <w:rPr>
-          <w:rFonts w:hint="eastAsia" w:ascii="Times New Roman" w:hAnsi="Times New Roman" w:eastAsia="FangSong" w:cs="Times New Roman"/>
-        </w:rPr>
-        <w:t xml:space="preserve">与硒代酰胺</w:t>
-      </w:r>
-      <w:r>
-        <w:rPr>
-          <w:rFonts w:ascii="Times New Roman" w:hAnsi="Times New Roman" w:eastAsia="Times New Roman" w:cs="Times New Roman"/>
-        </w:rPr>
-        <w:t xml:space="preserve"> R {1}$ NHC(Se)NR {2}$ R {3}$ </w:t>
-      </w:r>
-      <w:r>
-        <w:rPr>
-          <w:rFonts w:hint="eastAsia" w:ascii="Times New Roman" w:hAnsi="Times New Roman" w:eastAsia="FangSong" w:cs="Times New Roman"/>
-        </w:rPr>
-        <w:t>反应可以制备一种微晶</w:t>
-      </w:r>
-      <w:r>
-        <w:rPr>
-          <w:rFonts w:hint="eastAsia" w:ascii="Times New Roman" w:hAnsi="Times New Roman" w:eastAsia="Times New Roman" w:cs="Times New Roman"/>
-        </w:rPr>
-        <w:t>，</w:t>
-      </w:r>
-      <w:r>
-        <w:rPr>
-          <w:rFonts w:hint="eastAsia" w:ascii="Times New Roman" w:hAnsi="Times New Roman" w:eastAsia="FangSong" w:cs="Times New Roman"/>
-        </w:rPr>
-        <w:t>反应需要在非水溶剂中进行</w:t>
-      </w:r>
-      <w:r>
-        <w:rPr>
-          <w:rFonts w:hint="eastAsia" w:ascii="Times New Roman" w:hAnsi="Times New Roman" w:eastAsia="Times New Roman" w:cs="Times New Roman"/>
-        </w:rPr>
-        <w:t>，</w:t>
-      </w:r>
-      <w:r>
-        <w:rPr>
-          <w:rFonts w:hint="eastAsia" w:ascii="Times New Roman" w:hAnsi="Times New Roman" w:eastAsia="FangSong" w:cs="Times New Roman"/>
-        </w:rPr>
-        <w:t>据此写出反应的方程式</w:t>
-      </w:r>
-      <w:r>
-        <w:rPr>
-          <w:rFonts w:hint="eastAsia" w:ascii="Times New Roman" w:hAnsi="Times New Roman" w:eastAsia="Times New Roman" w:cs="Times New Roman"/>
-        </w:rPr>
-        <w:t>。</w:t>
-      </w:r>
-    </w:p>
-    <w:p>
-      <w:pPr>
-        <w:pStyle w:val="BodyText"/>
-      </w:pPr>
-      <w:r>
-        <w:rPr>
-          <w:rFonts w:hint="eastAsia" w:ascii="Times New Roman" w:hAnsi="Times New Roman" w:eastAsia="FangSong" w:cs="Times New Roman"/>
-          <w:b/>
-          <w:bCs/>
-        </w:rPr>
-        <w:t xml:space="preserve">来源</w:t>
-      </w:r>
-      <w:r>
-        <w:rPr>
-          <w:rFonts w:hint="eastAsia" w:ascii="Times New Roman" w:hAnsi="Times New Roman" w:eastAsia="Times New Roman" w:cs="Times New Roman"/>
-        </w:rPr>
-        <w:t>：</w:t>
-      </w:r>
-      <w:r>
-        <w:rPr>
-          <w:rFonts w:hint="eastAsia" w:ascii="Times New Roman" w:hAnsi="Times New Roman" w:eastAsia="FangSong" w:cs="Times New Roman"/>
-        </w:rPr>
-        <w:t>化学竞赛初赛讲义</w:t>
-      </w:r>
-      <w:r>
-        <w:rPr>
-          <w:rFonts w:ascii="Times New Roman" w:hAnsi="Times New Roman" w:eastAsia="Times New Roman" w:cs="Times New Roman"/>
-        </w:rPr>
-        <w:t xml:space="preserve"> </w:t>
-      </w:r>
-      <w:r>
-        <w:rPr>
-          <w:rFonts w:hint="eastAsia" w:ascii="Times New Roman" w:hAnsi="Times New Roman" w:eastAsia="FangSong" w:cs="Times New Roman"/>
-        </w:rPr>
-        <w:t>第</w:t>
-      </w:r>
-      <w:r>
-        <w:rPr>
-          <w:rFonts w:hint="eastAsia" w:ascii="Times New Roman" w:hAnsi="Times New Roman" w:eastAsia="Times New Roman" w:cs="Times New Roman"/>
-        </w:rPr>
-        <w:t>1</w:t>
-      </w:r>
-      <w:r>
-        <w:rPr>
-          <w:rFonts w:hint="eastAsia" w:ascii="Times New Roman" w:hAnsi="Times New Roman" w:eastAsia="FangSong" w:cs="Times New Roman"/>
-        </w:rPr>
-        <w:t>讲</w:t>
-      </w:r>
-      <w:r>
-        <w:rPr>
-          <w:rFonts w:ascii="Times New Roman" w:hAnsi="Times New Roman" w:eastAsia="Times New Roman" w:cs="Times New Roman"/>
-        </w:rPr>
-        <w:t xml:space="preserve"> §1.3 </w:t>
-      </w:r>
-      <w:r>
-        <w:rPr>
-          <w:rFonts w:hint="eastAsia" w:ascii="Times New Roman" w:hAnsi="Times New Roman" w:eastAsia="FangSong" w:cs="Times New Roman"/>
-        </w:rPr>
-        <w:t xml:space="preserve">习题</w:t>
-      </w:r>
-    </w:p>
-    <w:p>
-      <w:pPr>
-        <w:spacing w:before="160" w:after="80"/>
-      </w:pPr>
-      <w:r>
-        <w:pict>
-          <v:rect style="width:0;height:1.5pt" o:hralign="center" o:hrstd="t" o:hr="t"/>
-        </w:pict>
-      </w:r>
-    </w:p>
-    <w:bookmarkEnd w:id="28"/>
-    <w:bookmarkStart w:id="29" w:name="氧化还原反应方程式配平-10"/>
-    <w:p>
-      <w:pPr>
-        <w:pStyle w:val="Heading2"/>
-        <w:spacing w:before="280" w:after="120"/>
-      </w:pPr>
-      <w:r>
-        <w:rPr>
-          <w:rFonts w:ascii="Times New Roman" w:hAnsi="Times New Roman" w:eastAsia="Times New Roman" w:cs="Times New Roman"/>
-        </w:rPr>
-        <w:t xml:space="preserve">2.20 </w:t>
-      </w:r>
-      <w:r>
-        <w:rPr>
-          <w:rFonts w:hint="eastAsia" w:ascii="Times New Roman" w:hAnsi="Times New Roman" w:eastAsia="SimHei" w:cs="Times New Roman"/>
-        </w:rPr>
-        <w:t xml:space="preserve">氧化还原反应方程式配平</w:t>
-      </w:r>
-    </w:p>
-    <w:p>
-      <w:pPr>
-        <w:pStyle w:val="FirstParagraph"/>
-      </w:pPr>
-      <w:r>
-        <w:rPr>
-          <w:rFonts w:hint="eastAsia" w:ascii="Times New Roman" w:hAnsi="Times New Roman" w:eastAsia="FangSong" w:cs="Times New Roman"/>
-          <w:b/>
-          <w:bCs/>
-        </w:rPr>
-        <w:t xml:space="preserve">题目</w:t>
-      </w:r>
-      <w:r>
-        <w:rPr>
-          <w:rFonts w:hint="eastAsia" w:ascii="Times New Roman" w:hAnsi="Times New Roman" w:eastAsia="Times New Roman" w:cs="Times New Roman"/>
-        </w:rPr>
-        <w:t xml:space="preserve">：</w:t>
-      </w:r>
-      <w:r>
-        <w:rPr>
-          <w:rFonts w:ascii="Times New Roman" w:hAnsi="Times New Roman" w:eastAsia="Times New Roman" w:cs="Times New Roman"/>
-        </w:rPr>
-        <w:t xml:space="preserve"> </w:t>
-      </w:r>
-      <w:r>
-        <w:rPr>
-          <w:rFonts w:hint="eastAsia" w:ascii="Times New Roman" w:hAnsi="Times New Roman" w:eastAsia="Times New Roman" w:cs="Times New Roman"/>
-        </w:rPr>
-        <w:t>【</w:t>
-      </w:r>
-      <w:r>
-        <w:rPr>
-          <w:rFonts w:hint="eastAsia" w:ascii="Times New Roman" w:hAnsi="Times New Roman" w:eastAsia="FangSong" w:cs="Times New Roman"/>
-        </w:rPr>
-        <w:t>习题</w:t>
-      </w:r>
-      <w:r>
-        <w:rPr>
-          <w:rFonts w:ascii="Times New Roman" w:hAnsi="Times New Roman" w:eastAsia="Times New Roman" w:cs="Times New Roman"/>
-        </w:rPr>
-        <w:t xml:space="preserve"> 1.21】 </w:t>
-      </w:r>
-      <w:r>
-        <w:rPr>
-          <w:rFonts w:hint="eastAsia" w:ascii="Times New Roman" w:hAnsi="Times New Roman" w:eastAsia="FangSong" w:cs="Times New Roman"/>
-        </w:rPr>
-        <w:t>在水溶液中</w:t>
-      </w:r>
-      <w:r>
-        <w:rPr>
-          <w:rFonts w:hint="eastAsia" w:ascii="Times New Roman" w:hAnsi="Times New Roman" w:eastAsia="Times New Roman" w:cs="Times New Roman"/>
-        </w:rPr>
-        <w:t>,</w:t>
+        <w:t xml:space="preserve"> 1.20*】</w:t>
       </w:r>
       <w:r>
         <w:rPr>
@@ -6693,62 +6842,53 @@
             </w:rPr>
           </m:ctrlPr>
         </m:oMathPr>
-        <m:r>
-          <m:rPr>
-            <m:sty m:val="p"/>
-          </m:rPr>
-          <m:t>T</m:t>
-        </m:r>
-        <m:r>
-          <m:rPr>
-            <m:sty m:val="p"/>
-          </m:rPr>
-          <m:t>i</m:t>
-        </m:r>
-        <m:r>
-          <m:rPr>
-            <m:sty m:val="p"/>
-          </m:rPr>
-          <m:t>(</m:t>
-        </m:r>
-        <m:r>
-          <m:rPr>
-            <m:sty m:val="p"/>
-          </m:rPr>
-          <m:t>S</m:t>
-        </m:r>
         <m:sSub>
           <m:e>
             <m:r>
               <m:rPr>
                 <m:sty m:val="p"/>
               </m:rPr>
+              <m:t>P</m:t>
+            </m:r>
+            <m:r>
+              <m:rPr>
+                <m:sty m:val="p"/>
+              </m:rPr>
+              <m:t>b</m:t>
+            </m:r>
+            <m:r>
+              <m:rPr>
+                <m:sty m:val="p"/>
+              </m:rPr>
+              <m:t>(</m:t>
+            </m:r>
+            <m:r>
+              <m:rPr>
+                <m:sty m:val="p"/>
+              </m:rPr>
               <m:t>O</m:t>
+            </m:r>
+            <m:r>
+              <m:rPr>
+                <m:sty m:val="p"/>
+              </m:rPr>
+              <m:t>A</m:t>
+            </m:r>
+            <m:r>
+              <m:rPr>
+                <m:sty m:val="p"/>
+              </m:rPr>
+              <m:t>c</m:t>
+            </m:r>
+            <m:r>
+              <m:rPr>
+                <m:sty m:val="p"/>
+              </m:rPr>
+              <m:t>)</m:t>
             </m:r>
           </m:e>
           <m:sub>
             <m:r>
-              <m:rPr>
-                <m:sty m:val="p"/>
-              </m:rPr>
-              <m:t>4</m:t>
-            </m:r>
-          </m:sub>
-        </m:sSub>
-        <m:sSub>
-          <m:e>
-            <m:r>
-              <m:rPr>
-                <m:sty m:val="p"/>
-              </m:rPr>
-              <m:t>)</m:t>
-            </m:r>
-          </m:e>
-          <m:sub>
-            <m:r>
-              <m:rPr>
-                <m:sty m:val="p"/>
-              </m:rPr>
               <m:t>2</m:t>
             </m:r>
           </m:sub>
@@ -6764,7 +6904,7 @@
         <w:rPr>
           <w:rFonts w:hint="eastAsia" w:ascii="Times New Roman" w:hAnsi="Times New Roman" w:eastAsia="FangSong" w:cs="Times New Roman"/>
         </w:rPr>
-        <w:t xml:space="preserve">与</w:t>
+        <w:t xml:space="preserve">与硒代酰胺</w:t>
       </w:r>
       <w:r>
         <w:rPr>
@@ -6781,66 +6921,99 @@
             </w:rPr>
           </m:ctrlPr>
         </m:oMathPr>
-        <m:r>
-          <m:rPr>
-            <m:sty m:val="p"/>
-          </m:rPr>
-          <m:t>N</m:t>
-        </m:r>
-        <m:sSub>
+        <m:sSup>
           <m:e>
             <m:r>
               <m:rPr>
                 <m:sty m:val="p"/>
               </m:rPr>
-              <m:t>a</m:t>
+              <m:t>R</m:t>
             </m:r>
           </m:e>
-          <m:sub>
-            <m:r>
-              <m:rPr>
-                <m:sty m:val="p"/>
-              </m:rPr>
+          <m:sup>
+            <m:r>
+              <m:t>1</m:t>
+            </m:r>
+          </m:sup>
+        </m:sSup>
+        <m:sSup>
+          <m:e>
+            <m:r>
+              <m:rPr>
+                <m:sty m:val="p"/>
+              </m:rPr>
+              <m:t>N</m:t>
+            </m:r>
+            <m:r>
+              <m:rPr>
+                <m:sty m:val="p"/>
+              </m:rPr>
+              <m:t>H</m:t>
+            </m:r>
+            <m:r>
+              <m:rPr>
+                <m:sty m:val="p"/>
+              </m:rPr>
+              <m:t>C</m:t>
+            </m:r>
+            <m:r>
+              <m:rPr>
+                <m:sty m:val="p"/>
+              </m:rPr>
+              <m:t>(</m:t>
+            </m:r>
+            <m:r>
+              <m:rPr>
+                <m:sty m:val="p"/>
+              </m:rPr>
+              <m:t>S</m:t>
+            </m:r>
+            <m:r>
+              <m:rPr>
+                <m:sty m:val="p"/>
+              </m:rPr>
+              <m:t>e</m:t>
+            </m:r>
+            <m:r>
+              <m:rPr>
+                <m:sty m:val="p"/>
+              </m:rPr>
+              <m:t>)</m:t>
+            </m:r>
+            <m:r>
+              <m:rPr>
+                <m:sty m:val="p"/>
+              </m:rPr>
+              <m:t>N</m:t>
+            </m:r>
+            <m:r>
+              <m:rPr>
+                <m:sty m:val="p"/>
+              </m:rPr>
+              <m:t>R</m:t>
+            </m:r>
+          </m:e>
+          <m:sup>
+            <m:r>
               <m:t>2</m:t>
             </m:r>
-          </m:sub>
-        </m:sSub>
-        <m:sSub>
+          </m:sup>
+        </m:sSup>
+        <m:sSup>
           <m:e>
             <m:r>
               <m:rPr>
                 <m:sty m:val="p"/>
               </m:rPr>
-              <m:t>S</m:t>
+              <m:t>R</m:t>
             </m:r>
           </m:e>
-          <m:sub>
-            <m:r>
-              <m:rPr>
-                <m:sty m:val="p"/>
-              </m:rPr>
-              <m:t>2</m:t>
-            </m:r>
-          </m:sub>
-        </m:sSub>
-        <m:sSub>
-          <m:e>
-            <m:r>
-              <m:rPr>
-                <m:sty m:val="p"/>
-              </m:rPr>
-              <m:t>O</m:t>
-            </m:r>
-          </m:e>
-          <m:sub>
-            <m:r>
-              <m:rPr>
-                <m:sty m:val="p"/>
-              </m:rPr>
+          <m:sup>
+            <m:r>
               <m:t>3</m:t>
             </m:r>
-          </m:sub>
-        </m:sSub>
+          </m:sup>
+        </m:sSup>
       </m:oMath>
       <w:r>
         <w:rPr>
@@ -6852,7 +7025,7 @@
         <w:rPr>
           <w:rFonts w:hint="eastAsia" w:ascii="Times New Roman" w:hAnsi="Times New Roman" w:eastAsia="FangSong" w:cs="Times New Roman"/>
         </w:rPr>
-        <w:t>可发生反应</w:t>
+        <w:t>反应可以制备一种微晶</w:t>
       </w:r>
       <w:r>
         <w:rPr>
@@ -6864,7 +7037,171 @@
         <w:rPr>
           <w:rFonts w:hint="eastAsia" w:ascii="Times New Roman" w:hAnsi="Times New Roman" w:eastAsia="FangSong" w:cs="Times New Roman"/>
         </w:rPr>
-        <w:t>生成</w:t>
+        <w:t>反应需要在非水溶剂中进行</w:t>
+      </w:r>
+      <w:r>
+        <w:rPr>
+          <w:rFonts w:hint="eastAsia" w:ascii="Times New Roman" w:hAnsi="Times New Roman" w:eastAsia="Times New Roman" w:cs="Times New Roman"/>
+        </w:rPr>
+        <w:t>，</w:t>
+      </w:r>
+      <w:r>
+        <w:rPr>
+          <w:rFonts w:hint="eastAsia" w:ascii="Times New Roman" w:hAnsi="Times New Roman" w:eastAsia="FangSong" w:cs="Times New Roman"/>
+        </w:rPr>
+        <w:t>据此写出反应的方程式</w:t>
+      </w:r>
+      <w:r>
+        <w:rPr>
+          <w:rFonts w:hint="eastAsia" w:ascii="Times New Roman" w:hAnsi="Times New Roman" w:eastAsia="Times New Roman" w:cs="Times New Roman"/>
+        </w:rPr>
+        <w:t>。</w:t>
+      </w:r>
+    </w:p>
+    <w:p>
+      <w:pPr>
+        <w:pStyle w:val="BodyText"/>
+      </w:pPr>
+      <w:r>
+        <w:rPr>
+          <w:rFonts w:hint="eastAsia" w:ascii="Times New Roman" w:hAnsi="Times New Roman" w:eastAsia="FangSong" w:cs="Times New Roman"/>
+          <w:b/>
+          <w:bCs/>
+        </w:rPr>
+        <w:t xml:space="preserve">来源</w:t>
+      </w:r>
+      <w:r>
+        <w:rPr>
+          <w:rFonts w:hint="eastAsia" w:ascii="Times New Roman" w:hAnsi="Times New Roman" w:eastAsia="Times New Roman" w:cs="Times New Roman"/>
+        </w:rPr>
+        <w:t>：</w:t>
+      </w:r>
+      <w:r>
+        <w:rPr>
+          <w:rFonts w:hint="eastAsia" w:ascii="Times New Roman" w:hAnsi="Times New Roman" w:eastAsia="FangSong" w:cs="Times New Roman"/>
+        </w:rPr>
+        <w:t>化学竞赛初赛讲义</w:t>
+      </w:r>
+      <w:r>
+        <w:rPr>
+          <w:rFonts w:ascii="Times New Roman" w:hAnsi="Times New Roman" w:eastAsia="Times New Roman" w:cs="Times New Roman"/>
+        </w:rPr>
+        <w:t xml:space="preserve"> </w:t>
+      </w:r>
+      <w:r>
+        <w:rPr>
+          <w:rFonts w:hint="eastAsia" w:ascii="Times New Roman" w:hAnsi="Times New Roman" w:eastAsia="FangSong" w:cs="Times New Roman"/>
+        </w:rPr>
+        <w:t>第</w:t>
+      </w:r>
+      <w:r>
+        <w:rPr>
+          <w:rFonts w:hint="eastAsia" w:ascii="Times New Roman" w:hAnsi="Times New Roman" w:eastAsia="Times New Roman" w:cs="Times New Roman"/>
+        </w:rPr>
+        <w:t>1</w:t>
+      </w:r>
+      <w:r>
+        <w:rPr>
+          <w:rFonts w:hint="eastAsia" w:ascii="Times New Roman" w:hAnsi="Times New Roman" w:eastAsia="FangSong" w:cs="Times New Roman"/>
+        </w:rPr>
+        <w:t>讲</w:t>
+      </w:r>
+      <w:r>
+        <w:rPr>
+          <w:rFonts w:ascii="Times New Roman" w:hAnsi="Times New Roman" w:eastAsia="Times New Roman" w:cs="Times New Roman"/>
+        </w:rPr>
+        <w:t xml:space="preserve"> §1.3 </w:t>
+      </w:r>
+      <w:r>
+        <w:rPr>
+          <w:rFonts w:hint="eastAsia" w:ascii="Times New Roman" w:hAnsi="Times New Roman" w:eastAsia="FangSong" w:cs="Times New Roman"/>
+        </w:rPr>
+        <w:t xml:space="preserve">习题</w:t>
+      </w:r>
+    </w:p>
+    <w:p>
+      <w:pPr>
+        <w:spacing w:before="160" w:after="80"/>
+      </w:pPr>
+      <w:r>
+        <w:pict>
+          <v:rect style="width:0;height:1.5pt" o:hralign="center" o:hrstd="t" o:hr="t"/>
+        </w:pict>
+      </w:r>
+    </w:p>
+    <w:bookmarkEnd w:id="28"/>
+    <w:bookmarkStart w:id="29" w:name="氧化还原反应方程式配平-10"/>
+    <w:p>
+      <w:pPr>
+        <w:pStyle w:val="Heading2"/>
+        <w:spacing w:before="280" w:after="120"/>
+      </w:pPr>
+      <w:r>
+        <w:rPr>
+          <w:rFonts w:ascii="Times New Roman" w:hAnsi="Times New Roman" w:eastAsia="Times New Roman" w:cs="Times New Roman"/>
+        </w:rPr>
+        <w:t xml:space="preserve">2.20 </w:t>
+      </w:r>
+      <w:r>
+        <w:rPr>
+          <w:rFonts w:hint="eastAsia" w:ascii="Times New Roman" w:hAnsi="Times New Roman" w:eastAsia="SimHei" w:cs="Times New Roman"/>
+        </w:rPr>
+        <w:t xml:space="preserve">氧化还原反应方程式配平</w:t>
+      </w:r>
+    </w:p>
+    <w:p>
+      <w:pPr>
+        <w:pStyle w:val="FirstParagraph"/>
+      </w:pPr>
+      <w:r>
+        <w:rPr>
+          <w:rFonts w:hint="eastAsia" w:ascii="Times New Roman" w:hAnsi="Times New Roman" w:eastAsia="FangSong" w:cs="Times New Roman"/>
+          <w:b/>
+          <w:bCs/>
+        </w:rPr>
+        <w:t xml:space="preserve">题目</w:t>
+      </w:r>
+      <w:r>
+        <w:rPr>
+          <w:rFonts w:hint="eastAsia" w:ascii="Times New Roman" w:hAnsi="Times New Roman" w:eastAsia="Times New Roman" w:cs="Times New Roman"/>
+        </w:rPr>
+        <w:t xml:space="preserve">：</w:t>
+      </w:r>
+      <w:r>
+        <w:rPr>
+          <w:rFonts w:ascii="Times New Roman" w:hAnsi="Times New Roman" w:eastAsia="Times New Roman" w:cs="Times New Roman"/>
+        </w:rPr>
+        <w:t xml:space="preserve"> </w:t>
+      </w:r>
+      <w:r>
+        <w:rPr>
+          <w:rFonts w:hint="eastAsia" w:ascii="Times New Roman" w:hAnsi="Times New Roman" w:eastAsia="Times New Roman" w:cs="Times New Roman"/>
+        </w:rPr>
+        <w:t>【</w:t>
+      </w:r>
+      <w:r>
+        <w:rPr>
+          <w:rFonts w:hint="eastAsia" w:ascii="Times New Roman" w:hAnsi="Times New Roman" w:eastAsia="FangSong" w:cs="Times New Roman"/>
+        </w:rPr>
+        <w:t>习题</w:t>
+      </w:r>
+      <w:r>
+        <w:rPr>
+          <w:rFonts w:ascii="Times New Roman" w:hAnsi="Times New Roman" w:eastAsia="Times New Roman" w:cs="Times New Roman"/>
+        </w:rPr>
+        <w:t xml:space="preserve"> 1.21】 </w:t>
+      </w:r>
+      <w:r>
+        <w:rPr>
+          <w:rFonts w:hint="eastAsia" w:ascii="Times New Roman" w:hAnsi="Times New Roman" w:eastAsia="FangSong" w:cs="Times New Roman"/>
+        </w:rPr>
+        <w:t>在水溶液中</w:t>
+      </w:r>
+      <w:r>
+        <w:rPr>
+          <w:rFonts w:hint="eastAsia" w:ascii="Times New Roman" w:hAnsi="Times New Roman" w:eastAsia="Times New Roman" w:cs="Times New Roman"/>
+        </w:rPr>
+        <w:t>,</w:t>
       </w:r>
       <w:r>
         <w:rPr>
@@ -6897,6 +7234,194 @@
           <m:rPr>
             <m:sty m:val="p"/>
           </m:rPr>
+          <m:t>(</m:t>
+        </m:r>
+        <m:r>
+          <m:rPr>
+            <m:sty m:val="p"/>
+          </m:rPr>
+          <m:t>S</m:t>
+        </m:r>
+        <m:sSub>
+          <m:e>
+            <m:r>
+              <m:rPr>
+                <m:sty m:val="p"/>
+              </m:rPr>
+              <m:t>O</m:t>
+            </m:r>
+          </m:e>
+          <m:sub>
+            <m:r>
+              <m:rPr>
+                <m:sty m:val="p"/>
+              </m:rPr>
+              <m:t>4</m:t>
+            </m:r>
+          </m:sub>
+        </m:sSub>
+        <m:sSub>
+          <m:e>
+            <m:r>
+              <m:rPr>
+                <m:sty m:val="p"/>
+              </m:rPr>
+              <m:t>)</m:t>
+            </m:r>
+          </m:e>
+          <m:sub>
+            <m:r>
+              <m:rPr>
+                <m:sty m:val="p"/>
+              </m:rPr>
+              <m:t>2</m:t>
+            </m:r>
+          </m:sub>
+        </m:sSub>
+      </m:oMath>
+      <w:r>
+        <w:rPr>
+          <w:rFonts w:ascii="Times New Roman" w:hAnsi="Times New Roman" w:eastAsia="Times New Roman" w:cs="Times New Roman"/>
+        </w:rPr>
+        <w:t xml:space="preserve"> </w:t>
+      </w:r>
+      <w:r>
+        <w:rPr>
+          <w:rFonts w:hint="eastAsia" w:ascii="Times New Roman" w:hAnsi="Times New Roman" w:eastAsia="FangSong" w:cs="Times New Roman"/>
+        </w:rPr>
+        <w:t xml:space="preserve">与</w:t>
+      </w:r>
+      <w:r>
+        <w:rPr>
+          <w:rFonts w:ascii="Times New Roman" w:hAnsi="Times New Roman" w:eastAsia="Times New Roman" w:cs="Times New Roman"/>
+        </w:rPr>
+        <w:t xml:space="preserve"> </w:t>
+      </w:r>
+      <m:oMath>
+        <m:oMathPr>
+          <m:ctrlPr>
+            <w:rPr>
+              <w:sz w:val="28"/>
+              <w:szCs w:val="28"/>
+            </w:rPr>
+          </m:ctrlPr>
+        </m:oMathPr>
+        <m:r>
+          <m:rPr>
+            <m:sty m:val="p"/>
+          </m:rPr>
+          <m:t>N</m:t>
+        </m:r>
+        <m:sSub>
+          <m:e>
+            <m:r>
+              <m:rPr>
+                <m:sty m:val="p"/>
+              </m:rPr>
+              <m:t>a</m:t>
+            </m:r>
+          </m:e>
+          <m:sub>
+            <m:r>
+              <m:rPr>
+                <m:sty m:val="p"/>
+              </m:rPr>
+              <m:t>2</m:t>
+            </m:r>
+          </m:sub>
+        </m:sSub>
+        <m:sSub>
+          <m:e>
+            <m:r>
+              <m:rPr>
+                <m:sty m:val="p"/>
+              </m:rPr>
+              <m:t>S</m:t>
+            </m:r>
+          </m:e>
+          <m:sub>
+            <m:r>
+              <m:rPr>
+                <m:sty m:val="p"/>
+              </m:rPr>
+              <m:t>2</m:t>
+            </m:r>
+          </m:sub>
+        </m:sSub>
+        <m:sSub>
+          <m:e>
+            <m:r>
+              <m:rPr>
+                <m:sty m:val="p"/>
+              </m:rPr>
+              <m:t>O</m:t>
+            </m:r>
+          </m:e>
+          <m:sub>
+            <m:r>
+              <m:rPr>
+                <m:sty m:val="p"/>
+              </m:rPr>
+              <m:t>3</m:t>
+            </m:r>
+          </m:sub>
+        </m:sSub>
+      </m:oMath>
+      <w:r>
+        <w:rPr>
+          <w:rFonts w:ascii="Times New Roman" w:hAnsi="Times New Roman" w:eastAsia="Times New Roman" w:cs="Times New Roman"/>
+        </w:rPr>
+        <w:t xml:space="preserve"> </w:t>
+      </w:r>
+      <w:r>
+        <w:rPr>
+          <w:rFonts w:hint="eastAsia" w:ascii="Times New Roman" w:hAnsi="Times New Roman" w:eastAsia="FangSong" w:cs="Times New Roman"/>
+        </w:rPr>
+        <w:t>可发生反应</w:t>
+      </w:r>
+      <w:r>
+        <w:rPr>
+          <w:rFonts w:hint="eastAsia" w:ascii="Times New Roman" w:hAnsi="Times New Roman" w:eastAsia="Times New Roman" w:cs="Times New Roman"/>
+        </w:rPr>
+        <w:t>，</w:t>
+      </w:r>
+      <w:r>
+        <w:rPr>
+          <w:rFonts w:hint="eastAsia" w:ascii="Times New Roman" w:hAnsi="Times New Roman" w:eastAsia="FangSong" w:cs="Times New Roman"/>
+        </w:rPr>
+        <w:t>生成</w:t>
+      </w:r>
+      <w:r>
+        <w:rPr>
+          <w:rFonts w:ascii="Times New Roman" w:hAnsi="Times New Roman" w:eastAsia="Times New Roman" w:cs="Times New Roman"/>
+        </w:rPr>
+        <w:t xml:space="preserve"> </w:t>
+      </w:r>
+      <m:oMath>
+        <m:oMathPr>
+          <m:ctrlPr>
+            <w:rPr>
+              <w:sz w:val="28"/>
+              <w:szCs w:val="28"/>
+            </w:rPr>
+          </m:ctrlPr>
+        </m:oMathPr>
+        <m:r>
+          <m:rPr>
+            <m:sty m:val="p"/>
+          </m:rPr>
+          <m:t>T</m:t>
+        </m:r>
+        <m:r>
+          <m:rPr>
+            <m:sty m:val="p"/>
+          </m:rPr>
+          <m:t>i</m:t>
+        </m:r>
+        <m:r>
+          <m:rPr>
+            <m:sty m:val="p"/>
+          </m:rPr>
           <m:t>O</m:t>
         </m:r>
         <m:r>
@@ -7345,7 +7870,57 @@
         <w:rPr>
           <w:rFonts w:ascii="Times New Roman" w:hAnsi="Times New Roman" w:eastAsia="Times New Roman" w:cs="Times New Roman"/>
         </w:rPr>
-        <w:t xml:space="preserve"> 1.24】 {4}C_{3}$ </w:t>
+        <w:t xml:space="preserve"> 1.24】</w:t>
+      </w:r>
+      <w:r>
+        <w:rPr>
+          <w:rFonts w:ascii="Times New Roman" w:hAnsi="Times New Roman" w:eastAsia="Times New Roman" w:cs="Times New Roman"/>
+        </w:rPr>
+        <w:t xml:space="preserve"> </w:t>
+      </w:r>
+      <m:oMath>
+        <m:sSub>
+          <m:e>
+            <m:r>
+              <m:rPr>
+                <m:sty m:val="p"/>
+              </m:rPr>
+              <m:t>A</m:t>
+            </m:r>
+            <m:r>
+              <m:rPr>
+                <m:sty m:val="p"/>
+              </m:rPr>
+              <m:t>l</m:t>
+            </m:r>
+          </m:e>
+          <m:sub>
+            <m:r>
+              <m:t>4</m:t>
+            </m:r>
+          </m:sub>
+        </m:sSub>
+        <m:sSub>
+          <m:e>
+            <m:r>
+              <m:rPr>
+                <m:sty m:val="p"/>
+              </m:rPr>
+              <m:t>C</m:t>
+            </m:r>
+          </m:e>
+          <m:sub>
+            <m:r>
+              <m:t>3</m:t>
+            </m:r>
+          </m:sub>
+        </m:sSub>
+      </m:oMath>
+      <w:r>
+        <w:rPr>
+          <w:rFonts w:ascii="Times New Roman" w:hAnsi="Times New Roman" w:eastAsia="Times New Roman" w:cs="Times New Roman"/>
+        </w:rPr>
+        <w:t xml:space="preserve"> </w:t>
       </w:r>
       <w:r>
         <w:rPr>
@@ -7357,7 +7932,48 @@
         <w:rPr>
           <w:rFonts w:ascii="Times New Roman" w:hAnsi="Times New Roman" w:eastAsia="Times New Roman" w:cs="Times New Roman"/>
         </w:rPr>
-        <w:t xml:space="preserve"> {2}$ </w:t>
+        <w:t xml:space="preserve"> </w:t>
+      </w:r>
+      <m:oMath>
+        <m:sSub>
+          <m:e>
+            <m:r>
+              <m:rPr>
+                <m:sty m:val="p"/>
+              </m:rPr>
+              <m:t>H</m:t>
+            </m:r>
+            <m:r>
+              <m:rPr>
+                <m:sty m:val="p"/>
+              </m:rPr>
+              <m:t>g</m:t>
+            </m:r>
+            <m:r>
+              <m:rPr>
+                <m:sty m:val="p"/>
+              </m:rPr>
+              <m:t>C</m:t>
+            </m:r>
+            <m:r>
+              <m:rPr>
+                <m:sty m:val="p"/>
+              </m:rPr>
+              <m:t>l</m:t>
+            </m:r>
+          </m:e>
+          <m:sub>
+            <m:r>
+              <m:t>2</m:t>
+            </m:r>
+          </m:sub>
+        </m:sSub>
+      </m:oMath>
+      <w:r>
+        <w:rPr>
+          <w:rFonts w:ascii="Times New Roman" w:hAnsi="Times New Roman" w:eastAsia="Times New Roman" w:cs="Times New Roman"/>
+        </w:rPr>
+        <w:t xml:space="preserve"> </w:t>
       </w:r>
       <w:r>
         <w:rPr>
@@ -8344,7 +8960,48 @@
         <w:rPr>
           <w:rFonts w:ascii="Times New Roman" w:hAnsi="Times New Roman" w:eastAsia="Times New Roman" w:cs="Times New Roman"/>
         </w:rPr>
-        <w:t xml:space="preserve"> {2}$ </w:t>
+        <w:t xml:space="preserve"> </w:t>
+      </w:r>
+      <m:oMath>
+        <m:sSub>
+          <m:e>
+            <m:r>
+              <m:rPr>
+                <m:sty m:val="p"/>
+              </m:rPr>
+              <m:t>N</m:t>
+            </m:r>
+            <m:r>
+              <m:rPr>
+                <m:sty m:val="p"/>
+              </m:rPr>
+              <m:t>i</m:t>
+            </m:r>
+            <m:r>
+              <m:rPr>
+                <m:sty m:val="p"/>
+              </m:rPr>
+              <m:t>C</m:t>
+            </m:r>
+            <m:r>
+              <m:rPr>
+                <m:sty m:val="p"/>
+              </m:rPr>
+              <m:t>l</m:t>
+            </m:r>
+          </m:e>
+          <m:sub>
+            <m:r>
+              <m:t>2</m:t>
+            </m:r>
+          </m:sub>
+        </m:sSub>
+      </m:oMath>
+      <w:r>
+        <w:rPr>
+          <w:rFonts w:ascii="Times New Roman" w:hAnsi="Times New Roman" w:eastAsia="Times New Roman" w:cs="Times New Roman"/>
+        </w:rPr>
+        <w:t xml:space="preserve"> </w:t>
       </w:r>
       <w:r>
         <w:rPr>
@@ -8368,7 +9025,48 @@
         <w:rPr>
           <w:rFonts w:ascii="Times New Roman" w:hAnsi="Times New Roman" w:eastAsia="Times New Roman" w:cs="Times New Roman"/>
         </w:rPr>
-        <w:t xml:space="preserve"> {4}$ </w:t>
+        <w:t xml:space="preserve"> </w:t>
+      </w:r>
+      <m:oMath>
+        <m:sSub>
+          <m:e>
+            <m:r>
+              <m:rPr>
+                <m:sty m:val="p"/>
+              </m:rPr>
+              <m:t>N</m:t>
+            </m:r>
+            <m:r>
+              <m:rPr>
+                <m:sty m:val="p"/>
+              </m:rPr>
+              <m:t>a</m:t>
+            </m:r>
+            <m:r>
+              <m:rPr>
+                <m:sty m:val="p"/>
+              </m:rPr>
+              <m:t>B</m:t>
+            </m:r>
+            <m:r>
+              <m:rPr>
+                <m:sty m:val="p"/>
+              </m:rPr>
+              <m:t>H</m:t>
+            </m:r>
+          </m:e>
+          <m:sub>
+            <m:r>
+              <m:t>4</m:t>
+            </m:r>
+          </m:sub>
+        </m:sSub>
+      </m:oMath>
+      <w:r>
+        <w:rPr>
+          <w:rFonts w:ascii="Times New Roman" w:hAnsi="Times New Roman" w:eastAsia="Times New Roman" w:cs="Times New Roman"/>
+        </w:rPr>
+        <w:t xml:space="preserve"> </w:t>
       </w:r>
       <w:r>
         <w:rPr>
@@ -9259,7 +9957,42 @@
         <w:rPr>
           <w:rFonts w:ascii="Times New Roman" w:hAnsi="Times New Roman" w:eastAsia="Times New Roman" w:cs="Times New Roman"/>
         </w:rPr>
-        <w:t xml:space="preserve">、 $ </w:t>
+        <w:t xml:space="preserve">、</w:t>
+      </w:r>
+      <w:r>
+        <w:rPr>
+          <w:rFonts w:ascii="Times New Roman" w:hAnsi="Times New Roman" w:eastAsia="Times New Roman" w:cs="Times New Roman"/>
+        </w:rPr>
+        <w:t xml:space="preserve"> </w:t>
+      </w:r>
+      <m:oMath>
+        <m:sSub>
+          <m:e>
+            <m:r>
+              <m:rPr>
+                <m:sty m:val="p"/>
+              </m:rPr>
+              <m:t>N</m:t>
+            </m:r>
+            <m:r>
+              <m:rPr>
+                <m:sty m:val="p"/>
+              </m:rPr>
+              <m:t>H</m:t>
+            </m:r>
+          </m:e>
+          <m:sub>
+            <m:r>
+              <m:t>3</m:t>
+            </m:r>
+          </m:sub>
+        </m:sSub>
+      </m:oMath>
+      <w:r>
+        <w:rPr>
+          <w:rFonts w:ascii="Times New Roman" w:hAnsi="Times New Roman" w:eastAsia="Times New Roman" w:cs="Times New Roman"/>
+        </w:rPr>
+        <w:t xml:space="preserve"> </w:t>
       </w:r>
       <w:r>
         <w:rPr>
@@ -9271,7 +10004,30 @@
         <w:rPr>
           <w:rFonts w:ascii="Times New Roman" w:hAnsi="Times New Roman" w:eastAsia="Times New Roman" w:cs="Times New Roman"/>
         </w:rPr>
-        <w:t xml:space="preserve"> $ </w:t>
+        <w:t xml:space="preserve"> </w:t>
+      </w:r>
+      <m:oMath>
+        <m:sSub>
+          <m:e>
+            <m:r>
+              <m:rPr>
+                <m:sty m:val="p"/>
+              </m:rPr>
+              <m:t>N</m:t>
+            </m:r>
+          </m:e>
+          <m:sub>
+            <m:r>
+              <m:t>2</m:t>
+            </m:r>
+          </m:sub>
+        </m:sSub>
+      </m:oMath>
+      <w:r>
+        <w:rPr>
+          <w:rFonts w:ascii="Times New Roman" w:hAnsi="Times New Roman" w:eastAsia="Times New Roman" w:cs="Times New Roman"/>
+        </w:rPr>
+        <w:t xml:space="preserve"> </w:t>
       </w:r>
       <w:r>
         <w:rPr>
@@ -9531,7 +10287,48 @@
         <w:rPr>
           <w:rFonts w:ascii="Times New Roman" w:hAnsi="Times New Roman" w:eastAsia="Times New Roman" w:cs="Times New Roman"/>
         </w:rPr>
-        <w:t xml:space="preserve"> {2}$ </w:t>
+        <w:t xml:space="preserve"> </w:t>
+      </w:r>
+      <m:oMath>
+        <m:sSub>
+          <m:e>
+            <m:r>
+              <m:rPr>
+                <m:sty m:val="p"/>
+              </m:rPr>
+              <m:t>F</m:t>
+            </m:r>
+            <m:r>
+              <m:rPr>
+                <m:sty m:val="p"/>
+              </m:rPr>
+              <m:t>e</m:t>
+            </m:r>
+            <m:r>
+              <m:rPr>
+                <m:sty m:val="p"/>
+              </m:rPr>
+              <m:t>C</m:t>
+            </m:r>
+            <m:r>
+              <m:rPr>
+                <m:sty m:val="p"/>
+              </m:rPr>
+              <m:t>l</m:t>
+            </m:r>
+          </m:e>
+          <m:sub>
+            <m:r>
+              <m:t>2</m:t>
+            </m:r>
+          </m:sub>
+        </m:sSub>
+      </m:oMath>
+      <w:r>
+        <w:rPr>
+          <w:rFonts w:ascii="Times New Roman" w:hAnsi="Times New Roman" w:eastAsia="Times New Roman" w:cs="Times New Roman"/>
+        </w:rPr>
+        <w:t xml:space="preserve"> </w:t>
       </w:r>
       <w:r>
         <w:rPr>
@@ -9573,7 +10370,54 @@
         <w:rPr>
           <w:rFonts w:ascii="Times New Roman" w:hAnsi="Times New Roman" w:eastAsia="Times New Roman" w:cs="Times New Roman"/>
         </w:rPr>
-        <w:t xml:space="preserve"> {4}Cl$ , </w:t>
+        <w:t xml:space="preserve"> </w:t>
+      </w:r>
+      <m:oMath>
+        <m:sSub>
+          <m:e>
+            <m:r>
+              <m:rPr>
+                <m:sty m:val="p"/>
+              </m:rPr>
+              <m:t>N</m:t>
+            </m:r>
+            <m:r>
+              <m:rPr>
+                <m:sty m:val="p"/>
+              </m:rPr>
+              <m:t>H</m:t>
+            </m:r>
+          </m:e>
+          <m:sub>
+            <m:r>
+              <m:t>4</m:t>
+            </m:r>
+          </m:sub>
+        </m:sSub>
+        <m:r>
+          <m:rPr>
+            <m:sty m:val="p"/>
+          </m:rPr>
+          <m:t>C</m:t>
+        </m:r>
+        <m:r>
+          <m:rPr>
+            <m:sty m:val="p"/>
+          </m:rPr>
+          <m:t>l</m:t>
+        </m:r>
+      </m:oMath>
+      <w:r>
+        <w:rPr>
+          <w:rFonts w:ascii="Times New Roman" w:hAnsi="Times New Roman" w:eastAsia="Times New Roman" w:cs="Times New Roman"/>
+        </w:rPr>
+        <w:t xml:space="preserve"> </w:t>
+      </w:r>
+      <w:r>
+        <w:rPr>
+          <w:rFonts w:ascii="Times New Roman" w:hAnsi="Times New Roman" w:eastAsia="Times New Roman" w:cs="Times New Roman"/>
+        </w:rPr>
+        <w:t xml:space="preserve">, </w:t>
       </w:r>
       <w:r>
         <w:rPr>

--- a/00-首页/题组Word/习题书/第四篇-元素与分析/2-离子反应与方程式-学生版.docx
+++ b/00-首页/题组Word/习题书/第四篇-元素与分析/2-离子反应与方程式-学生版.docx
@@ -2957,232 +2957,6 @@
           <w:rFonts w:hint="eastAsia" w:ascii="Times New Roman" w:hAnsi="Times New Roman" w:eastAsia="FangSong" w:cs="Times New Roman"/>
         </w:rPr>
         <w:t>写出第一步反应的方程式</w:t>
-      </w:r>
-      <w:r>
-        <w:rPr>
-          <w:rFonts w:hint="eastAsia" w:ascii="Times New Roman" w:hAnsi="Times New Roman" w:eastAsia="Times New Roman" w:cs="Times New Roman"/>
-        </w:rPr>
-        <w:t>。</w:t>
-      </w:r>
-    </w:p>
-    <w:p>
-      <w:pPr>
-        <w:pStyle w:val="BodyText"/>
-      </w:pPr>
-      <w:r>
-        <w:rPr>
-          <w:rFonts w:hint="eastAsia" w:ascii="Times New Roman" w:hAnsi="Times New Roman" w:eastAsia="Times New Roman" w:cs="Times New Roman"/>
-        </w:rPr>
-        <w:t>【</w:t>
-      </w:r>
-      <w:r>
-        <w:rPr>
-          <w:rFonts w:hint="eastAsia" w:ascii="Times New Roman" w:hAnsi="Times New Roman" w:eastAsia="FangSong" w:cs="Times New Roman"/>
-        </w:rPr>
-        <w:t>习题</w:t>
-      </w:r>
-      <w:r>
-        <w:rPr>
-          <w:rFonts w:ascii="Times New Roman" w:hAnsi="Times New Roman" w:eastAsia="Times New Roman" w:cs="Times New Roman"/>
-        </w:rPr>
-        <w:t xml:space="preserve"> </w:t>
-      </w:r>
-      <w:r>
-        <w:rPr>
-          <w:rFonts w:hint="eastAsia" w:ascii="Times New Roman" w:hAnsi="Times New Roman" w:eastAsia="Times New Roman" w:cs="Times New Roman"/>
-        </w:rPr>
-        <w:t>1.39】</w:t>
-      </w:r>
-      <w:r>
-        <w:rPr>
-          <w:rFonts w:hint="eastAsia" w:ascii="Times New Roman" w:hAnsi="Times New Roman" w:eastAsia="FangSong" w:cs="Times New Roman"/>
-        </w:rPr>
-        <w:t>一定条件下</w:t>
-      </w:r>
-      <w:r>
-        <w:rPr>
-          <w:rFonts w:hint="eastAsia" w:ascii="Times New Roman" w:hAnsi="Times New Roman" w:eastAsia="Times New Roman" w:cs="Times New Roman"/>
-        </w:rPr>
-        <w:t>，</w:t>
-      </w:r>
-      <w:r>
-        <w:rPr>
-          <w:rFonts w:hint="eastAsia" w:ascii="Times New Roman" w:hAnsi="Times New Roman" w:eastAsia="FangSong" w:cs="Times New Roman"/>
-        </w:rPr>
-        <w:t>叠氮化钡于无水溶剂中热分解可以得到一种含氮</w:t>
-      </w:r>
-      <w:r>
-        <w:rPr>
-          <w:rFonts w:ascii="Times New Roman" w:hAnsi="Times New Roman" w:eastAsia="Times New Roman" w:cs="Times New Roman"/>
-        </w:rPr>
-        <w:t xml:space="preserve"> 11.98% </w:t>
-      </w:r>
-      <w:r>
-        <w:rPr>
-          <w:rFonts w:hint="eastAsia" w:ascii="Times New Roman" w:hAnsi="Times New Roman" w:eastAsia="FangSong" w:cs="Times New Roman"/>
-        </w:rPr>
-        <w:t>的化合物</w:t>
-      </w:r>
-      <w:r>
-        <w:rPr>
-          <w:rFonts w:hint="eastAsia" w:ascii="Times New Roman" w:hAnsi="Times New Roman" w:eastAsia="Times New Roman" w:cs="Times New Roman"/>
-        </w:rPr>
-        <w:t>。</w:t>
-      </w:r>
-      <w:r>
-        <w:rPr>
-          <w:rFonts w:hint="eastAsia" w:ascii="Times New Roman" w:hAnsi="Times New Roman" w:eastAsia="FangSong" w:cs="Times New Roman"/>
-        </w:rPr>
-        <w:t>后者与水反应生成</w:t>
-      </w:r>
-      <w:r>
-        <w:rPr>
-          <w:rFonts w:ascii="Times New Roman" w:hAnsi="Times New Roman" w:eastAsia="Times New Roman" w:cs="Times New Roman"/>
-        </w:rPr>
-        <w:t xml:space="preserve"> </w:t>
-      </w:r>
-      <m:oMath>
-        <m:oMathPr>
-          <m:ctrlPr>
-            <w:rPr>
-              <w:sz w:val="28"/>
-              <w:szCs w:val="28"/>
-            </w:rPr>
-          </m:ctrlPr>
-        </m:oMathPr>
-        <m:r>
-          <m:rPr>
-            <m:sty m:val="p"/>
-          </m:rPr>
-          <m:t>B</m:t>
-        </m:r>
-        <m:r>
-          <m:rPr>
-            <m:sty m:val="p"/>
-          </m:rPr>
-          <m:t>a</m:t>
-        </m:r>
-        <m:r>
-          <m:rPr>
-            <m:sty m:val="p"/>
-          </m:rPr>
-          <m:t>(</m:t>
-        </m:r>
-        <m:r>
-          <m:rPr>
-            <m:sty m:val="p"/>
-          </m:rPr>
-          <m:t>O</m:t>
-        </m:r>
-        <m:r>
-          <m:rPr>
-            <m:sty m:val="p"/>
-          </m:rPr>
-          <m:t>H</m:t>
-        </m:r>
-        <m:sSub>
-          <m:e>
-            <m:r>
-              <m:rPr>
-                <m:sty m:val="p"/>
-              </m:rPr>
-              <m:t>)</m:t>
-            </m:r>
-          </m:e>
-          <m:sub>
-            <m:r>
-              <m:rPr>
-                <m:sty m:val="p"/>
-              </m:rPr>
-              <m:t>2</m:t>
-            </m:r>
-          </m:sub>
-        </m:sSub>
-      </m:oMath>
-      <w:r>
-        <w:rPr>
-          <w:rFonts w:ascii="Times New Roman" w:hAnsi="Times New Roman" w:eastAsia="Times New Roman" w:cs="Times New Roman"/>
-        </w:rPr>
-        <w:t xml:space="preserve"> </w:t>
-      </w:r>
-      <w:r>
-        <w:rPr>
-          <w:rFonts w:ascii="Times New Roman" w:hAnsi="Times New Roman" w:eastAsia="Times New Roman" w:cs="Times New Roman"/>
-        </w:rPr>
-        <w:t xml:space="preserve">、</w:t>
-      </w:r>
-      <w:r>
-        <w:rPr>
-          <w:rFonts w:ascii="Times New Roman" w:hAnsi="Times New Roman" w:eastAsia="Times New Roman" w:cs="Times New Roman"/>
-        </w:rPr>
-        <w:t xml:space="preserve"> </w:t>
-      </w:r>
-      <m:oMath>
-        <m:r>
-          <m:t>N</m:t>
-        </m:r>
-        <m:sSub>
-          <m:e>
-            <m:r>
-              <m:t>H</m:t>
-            </m:r>
-          </m:e>
-          <m:sub>
-            <m:r>
-              <m:t>3</m:t>
-            </m:r>
-          </m:sub>
-        </m:sSub>
-      </m:oMath>
-      <w:r>
-        <w:rPr>
-          <w:rFonts w:ascii="Times New Roman" w:hAnsi="Times New Roman" w:eastAsia="Times New Roman" w:cs="Times New Roman"/>
-        </w:rPr>
-        <w:t xml:space="preserve"> </w:t>
-      </w:r>
-      <w:r>
-        <w:rPr>
-          <w:rFonts w:hint="eastAsia" w:ascii="Times New Roman" w:hAnsi="Times New Roman" w:eastAsia="FangSong" w:cs="Times New Roman"/>
-        </w:rPr>
-        <w:t xml:space="preserve">和</w:t>
-      </w:r>
-      <w:r>
-        <w:rPr>
-          <w:rFonts w:ascii="Times New Roman" w:hAnsi="Times New Roman" w:eastAsia="Times New Roman" w:cs="Times New Roman"/>
-        </w:rPr>
-        <w:t xml:space="preserve"> </w:t>
-      </w:r>
-      <m:oMath>
-        <m:sSub>
-          <m:e>
-            <m:r>
-              <m:t>N</m:t>
-            </m:r>
-          </m:e>
-          <m:sub>
-            <m:r>
-              <m:t>2</m:t>
-            </m:r>
-          </m:sub>
-        </m:sSub>
-      </m:oMath>
-      <w:r>
-        <w:rPr>
-          <w:rFonts w:ascii="Times New Roman" w:hAnsi="Times New Roman" w:eastAsia="Times New Roman" w:cs="Times New Roman"/>
-        </w:rPr>
-        <w:t xml:space="preserve"> </w:t>
-      </w:r>
-      <w:r>
-        <w:rPr>
-          <w:rFonts w:hint="eastAsia" w:ascii="Times New Roman" w:hAnsi="Times New Roman" w:eastAsia="Times New Roman" w:cs="Times New Roman"/>
-        </w:rPr>
-        <w:t>。</w:t>
-      </w:r>
-      <w:r>
-        <w:rPr>
-          <w:rFonts w:hint="eastAsia" w:ascii="Times New Roman" w:hAnsi="Times New Roman" w:eastAsia="FangSong" w:cs="Times New Roman"/>
-        </w:rPr>
-        <w:t>写出第二步反应的方程式</w:t>
       </w:r>
       <w:r>
         <w:rPr>

--- a/00-首页/题组Word/习题书/第四篇-元素与分析/2-离子反应与方程式-学生版.docx
+++ b/00-首页/题组Word/习题书/第四篇-元素与分析/2-离子反应与方程式-学生版.docx
@@ -26188,7 +26188,7 @@
       </w:r>
     </w:p>
     <w:bookmarkEnd w:id="77"/>
-    <w:bookmarkStart w:id="78" w:name="so42-参与的释能反应方程式第34届初赛"/>
+    <w:bookmarkStart w:id="78" w:name="mathrmso_42-参与的释能反应方程式第34届初赛"/>
     <w:p>
       <w:pPr>
         <w:pStyle w:val="Heading2"/>
@@ -26198,14 +26198,54 @@
         <w:rPr>
           <w:rFonts w:ascii="Times New Roman" w:hAnsi="Times New Roman" w:eastAsia="Times New Roman" w:cs="Times New Roman"/>
         </w:rPr>
-        <w:t xml:space="preserve">2.62 </w:t>
-      </w:r>
-      <w:r>
-        <w:rPr>
-          <w:rFonts w:hint="eastAsia" w:ascii="Times New Roman" w:hAnsi="Times New Roman" w:eastAsia="Times New Roman" w:cs="Times New Roman"/>
-        </w:rPr>
-        <w:t>SO4^2-</w:t>
-      </w:r>
+        <w:t xml:space="preserve">2.62</w:t>
+      </w:r>
+      <w:r>
+        <w:rPr>
+          <w:rFonts w:ascii="Times New Roman" w:hAnsi="Times New Roman" w:eastAsia="Times New Roman" w:cs="Times New Roman"/>
+        </w:rPr>
+        <w:t xml:space="preserve"> </w:t>
+      </w:r>
+      <m:oMath>
+        <m:r>
+          <m:rPr>
+            <m:sty m:val="p"/>
+          </m:rPr>
+          <m:t>S</m:t>
+        </m:r>
+        <m:sSubSup>
+          <m:e>
+            <m:r>
+              <m:rPr>
+                <m:sty m:val="p"/>
+              </m:rPr>
+              <m:t>O</m:t>
+            </m:r>
+          </m:e>
+          <m:sub>
+            <m:r>
+              <m:rPr>
+                <m:sty m:val="p"/>
+              </m:rPr>
+              <m:t>4</m:t>
+            </m:r>
+          </m:sub>
+          <m:sup>
+            <m:r>
+              <m:rPr>
+                <m:sty m:val="p"/>
+              </m:rPr>
+              <m:t>2</m:t>
+            </m:r>
+            <m:r>
+              <m:rPr>
+                <m:sty m:val="p"/>
+              </m:rPr>
+              <m:t>−</m:t>
+            </m:r>
+          </m:sup>
+        </m:sSubSup>
+      </m:oMath>
       <w:r>
         <w:rPr>
           <w:rFonts w:hint="eastAsia" w:ascii="Times New Roman" w:hAnsi="Times New Roman" w:eastAsia="SimHei" w:cs="Times New Roman"/>

--- a/00-首页/题组Word/习题书/第四篇-元素与分析/2-离子反应与方程式-学生版.docx
+++ b/00-首页/题组Word/习题书/第四篇-元素与分析/2-离子反应与方程式-学生版.docx
@@ -32163,7 +32163,7 @@
       </w:r>
     </w:p>
     <w:bookmarkEnd w:id="100"/>
-    <w:bookmarkStart w:id="101" w:name="mathrmso-42--参与的释能反应方程式第34届初赛"/>
+    <w:bookmarkStart w:id="101" w:name="so₄²参与的释能反应方程式第34届初赛"/>
     <w:p>
       <w:pPr>
         <w:pStyle w:val="Heading2"/>
@@ -32179,7 +32179,21 @@
         <w:rPr>
           <w:rFonts w:hint="eastAsia" w:ascii="Times New Roman" w:hAnsi="Times New Roman" w:eastAsia="Times New Roman" w:cs="Times New Roman"/>
         </w:rPr>
-        <w:t>mathrm{SO-4^{2-}}$-</w:t>
+        <w:t>SO</w:t>
+      </w:r>
+      <w:r>
+        <w:rPr>
+          <w:rFonts w:hint="eastAsia" w:ascii="Times New Roman" w:hAnsi="Times New Roman" w:eastAsia="Times New Roman" w:cs="Times New Roman"/>
+          <w:vertAlign w:val="subscript"/>
+        </w:rPr>
+        <w:t>4</w:t>
+      </w:r>
+      <w:r>
+        <w:rPr>
+          <w:rFonts w:hint="eastAsia" w:ascii="Times New Roman" w:hAnsi="Times New Roman" w:eastAsia="Times New Roman" w:cs="Times New Roman"/>
+          <w:vertAlign w:val="superscript"/>
+        </w:rPr>
+        <w:t>2-</w:t>
       </w:r>
       <w:r>
         <w:rPr>

--- a/00-首页/题组Word/习题书/第四篇-元素与分析/2-离子反应与方程式-学生版.docx
+++ b/00-首页/题组Word/习题书/第四篇-元素与分析/2-离子反应与方程式-学生版.docx
@@ -32163,7 +32163,7 @@
       </w:r>
     </w:p>
     <w:bookmarkEnd w:id="100"/>
-    <w:bookmarkStart w:id="101" w:name="so₄²参与的释能反应方程式第34届初赛"/>
+    <w:bookmarkStart w:id="101" w:name="mathrmso_42--参与的释能反应方程式第34届初赛"/>
     <w:p>
       <w:pPr>
         <w:pStyle w:val="Heading2"/>
@@ -32173,27 +32173,59 @@
         <w:rPr>
           <w:rFonts w:ascii="Times New Roman" w:hAnsi="Times New Roman" w:eastAsia="Times New Roman" w:cs="Times New Roman"/>
         </w:rPr>
-        <w:t xml:space="preserve">2.67 </w:t>
-      </w:r>
-      <w:r>
-        <w:rPr>
-          <w:rFonts w:hint="eastAsia" w:ascii="Times New Roman" w:hAnsi="Times New Roman" w:eastAsia="Times New Roman" w:cs="Times New Roman"/>
-        </w:rPr>
-        <w:t>SO</w:t>
-      </w:r>
-      <w:r>
-        <w:rPr>
-          <w:rFonts w:hint="eastAsia" w:ascii="Times New Roman" w:hAnsi="Times New Roman" w:eastAsia="Times New Roman" w:cs="Times New Roman"/>
-          <w:vertAlign w:val="subscript"/>
-        </w:rPr>
-        <w:t>4</w:t>
-      </w:r>
-      <w:r>
-        <w:rPr>
-          <w:rFonts w:hint="eastAsia" w:ascii="Times New Roman" w:hAnsi="Times New Roman" w:eastAsia="Times New Roman" w:cs="Times New Roman"/>
-          <w:vertAlign w:val="superscript"/>
-        </w:rPr>
-        <w:t>2-</w:t>
+        <w:t xml:space="preserve">2.67</w:t>
+      </w:r>
+      <w:r>
+        <w:rPr>
+          <w:rFonts w:ascii="Times New Roman" w:hAnsi="Times New Roman" w:eastAsia="Times New Roman" w:cs="Times New Roman"/>
+        </w:rPr>
+        <w:t xml:space="preserve"> </w:t>
+      </w:r>
+      <m:oMath>
+        <m:r>
+          <m:rPr>
+            <m:sty m:val="p"/>
+          </m:rPr>
+          <m:t>S</m:t>
+        </m:r>
+        <m:sSubSup>
+          <m:e>
+            <m:r>
+              <m:rPr>
+                <m:sty m:val="p"/>
+              </m:rPr>
+              <m:t>O</m:t>
+            </m:r>
+          </m:e>
+          <m:sub>
+            <m:r>
+              <m:rPr>
+                <m:sty m:val="p"/>
+              </m:rPr>
+              <m:t>4</m:t>
+            </m:r>
+          </m:sub>
+          <m:sup>
+            <m:r>
+              <m:rPr>
+                <m:sty m:val="p"/>
+              </m:rPr>
+              <m:t>2</m:t>
+            </m:r>
+            <m:r>
+              <m:rPr>
+                <m:sty m:val="p"/>
+              </m:rPr>
+              <m:t>−</m:t>
+            </m:r>
+          </m:sup>
+        </m:sSubSup>
+      </m:oMath>
+      <w:r>
+        <w:rPr>
+          <w:rFonts w:hint="eastAsia" w:ascii="Times New Roman" w:hAnsi="Times New Roman" w:eastAsia="Times New Roman" w:cs="Times New Roman"/>
+        </w:rPr>
+        <w:t>-</w:t>
       </w:r>
       <w:r>
         <w:rPr>

--- a/00-首页/题组Word/习题书/第四篇-元素与分析/2-离子反应与方程式-学生版.docx
+++ b/00-首页/题组Word/习题书/第四篇-元素与分析/2-离子反应与方程式-学生版.docx
@@ -324,6 +324,31 @@
     </w:p>
     <w:p>
       <w:pPr>
+        <w:spacing w:before="0" w:after="0"/>
+      </w:pPr>
+    </w:p>
+    <w:p>
+      <w:pPr>
+        <w:spacing w:before="0" w:after="0"/>
+      </w:pPr>
+    </w:p>
+    <w:p>
+      <w:pPr>
+        <w:spacing w:before="0" w:after="0"/>
+      </w:pPr>
+    </w:p>
+    <w:p>
+      <w:pPr>
+        <w:spacing w:before="0" w:after="0"/>
+      </w:pPr>
+    </w:p>
+    <w:p>
+      <w:pPr>
+        <w:spacing w:before="0" w:after="0"/>
+      </w:pPr>
+    </w:p>
+    <w:p>
+      <w:pPr>
         <w:spacing w:before="160" w:after="80"/>
       </w:pPr>
       <w:r>
@@ -721,6 +746,46 @@
         </w:rPr>
         <w:t>。</w:t>
       </w:r>
+    </w:p>
+    <w:p>
+      <w:pPr>
+        <w:spacing w:before="0" w:after="0"/>
+      </w:pPr>
+    </w:p>
+    <w:p>
+      <w:pPr>
+        <w:spacing w:before="0" w:after="0"/>
+      </w:pPr>
+    </w:p>
+    <w:p>
+      <w:pPr>
+        <w:spacing w:before="0" w:after="0"/>
+      </w:pPr>
+    </w:p>
+    <w:p>
+      <w:pPr>
+        <w:spacing w:before="0" w:after="0"/>
+      </w:pPr>
+    </w:p>
+    <w:p>
+      <w:pPr>
+        <w:spacing w:before="0" w:after="0"/>
+      </w:pPr>
+    </w:p>
+    <w:p>
+      <w:pPr>
+        <w:spacing w:before="0" w:after="0"/>
+      </w:pPr>
+    </w:p>
+    <w:p>
+      <w:pPr>
+        <w:spacing w:before="0" w:after="0"/>
+      </w:pPr>
+    </w:p>
+    <w:p>
+      <w:pPr>
+        <w:spacing w:before="0" w:after="0"/>
+      </w:pPr>
     </w:p>
     <w:p>
       <w:pPr>
@@ -1769,6 +1834,31 @@
     </w:p>
     <w:p>
       <w:pPr>
+        <w:spacing w:before="0" w:after="0"/>
+      </w:pPr>
+    </w:p>
+    <w:p>
+      <w:pPr>
+        <w:spacing w:before="0" w:after="0"/>
+      </w:pPr>
+    </w:p>
+    <w:p>
+      <w:pPr>
+        <w:spacing w:before="0" w:after="0"/>
+      </w:pPr>
+    </w:p>
+    <w:p>
+      <w:pPr>
+        <w:spacing w:before="0" w:after="0"/>
+      </w:pPr>
+    </w:p>
+    <w:p>
+      <w:pPr>
+        <w:spacing w:before="0" w:after="0"/>
+      </w:pPr>
+    </w:p>
+    <w:p>
+      <w:pPr>
         <w:spacing w:before="160" w:after="80"/>
       </w:pPr>
       <w:r>
@@ -1825,6 +1915,21 @@
         </w:rPr>
         <w:t>。</w:t>
       </w:r>
+    </w:p>
+    <w:p>
+      <w:pPr>
+        <w:spacing w:before="0" w:after="0"/>
+      </w:pPr>
+    </w:p>
+    <w:p>
+      <w:pPr>
+        <w:spacing w:before="0" w:after="0"/>
+      </w:pPr>
+    </w:p>
+    <w:p>
+      <w:pPr>
+        <w:spacing w:before="0" w:after="0"/>
+      </w:pPr>
     </w:p>
     <w:p>
       <w:pPr>
@@ -2552,6 +2657,31 @@
     </w:p>
     <w:p>
       <w:pPr>
+        <w:spacing w:before="0" w:after="0"/>
+      </w:pPr>
+    </w:p>
+    <w:p>
+      <w:pPr>
+        <w:spacing w:before="0" w:after="0"/>
+      </w:pPr>
+    </w:p>
+    <w:p>
+      <w:pPr>
+        <w:spacing w:before="0" w:after="0"/>
+      </w:pPr>
+    </w:p>
+    <w:p>
+      <w:pPr>
+        <w:spacing w:before="0" w:after="0"/>
+      </w:pPr>
+    </w:p>
+    <w:p>
+      <w:pPr>
+        <w:spacing w:before="0" w:after="0"/>
+      </w:pPr>
+    </w:p>
+    <w:p>
+      <w:pPr>
         <w:spacing w:before="160" w:after="80"/>
       </w:pPr>
       <w:r>
@@ -2752,6 +2882,46 @@
         </w:rPr>
         <w:t>)。</w:t>
       </w:r>
+    </w:p>
+    <w:p>
+      <w:pPr>
+        <w:spacing w:before="0" w:after="0"/>
+      </w:pPr>
+    </w:p>
+    <w:p>
+      <w:pPr>
+        <w:spacing w:before="0" w:after="0"/>
+      </w:pPr>
+    </w:p>
+    <w:p>
+      <w:pPr>
+        <w:spacing w:before="0" w:after="0"/>
+      </w:pPr>
+    </w:p>
+    <w:p>
+      <w:pPr>
+        <w:spacing w:before="0" w:after="0"/>
+      </w:pPr>
+    </w:p>
+    <w:p>
+      <w:pPr>
+        <w:spacing w:before="0" w:after="0"/>
+      </w:pPr>
+    </w:p>
+    <w:p>
+      <w:pPr>
+        <w:spacing w:before="0" w:after="0"/>
+      </w:pPr>
+    </w:p>
+    <w:p>
+      <w:pPr>
+        <w:spacing w:before="0" w:after="0"/>
+      </w:pPr>
+    </w:p>
+    <w:p>
+      <w:pPr>
+        <w:spacing w:before="0" w:after="0"/>
+      </w:pPr>
     </w:p>
     <w:p>
       <w:pPr>
@@ -2967,6 +3137,31 @@
     </w:p>
     <w:p>
       <w:pPr>
+        <w:spacing w:before="0" w:after="0"/>
+      </w:pPr>
+    </w:p>
+    <w:p>
+      <w:pPr>
+        <w:spacing w:before="0" w:after="0"/>
+      </w:pPr>
+    </w:p>
+    <w:p>
+      <w:pPr>
+        <w:spacing w:before="0" w:after="0"/>
+      </w:pPr>
+    </w:p>
+    <w:p>
+      <w:pPr>
+        <w:spacing w:before="0" w:after="0"/>
+      </w:pPr>
+    </w:p>
+    <w:p>
+      <w:pPr>
+        <w:spacing w:before="0" w:after="0"/>
+      </w:pPr>
+    </w:p>
+    <w:p>
+      <w:pPr>
         <w:spacing w:before="160" w:after="80"/>
       </w:pPr>
       <w:r>
@@ -3190,6 +3385,21 @@
     </w:p>
     <w:p>
       <w:pPr>
+        <w:spacing w:before="0" w:after="0"/>
+      </w:pPr>
+    </w:p>
+    <w:p>
+      <w:pPr>
+        <w:spacing w:before="0" w:after="0"/>
+      </w:pPr>
+    </w:p>
+    <w:p>
+      <w:pPr>
+        <w:spacing w:before="0" w:after="0"/>
+      </w:pPr>
+    </w:p>
+    <w:p>
+      <w:pPr>
         <w:spacing w:before="160" w:after="80"/>
       </w:pPr>
       <w:r>
@@ -3480,6 +3690,21 @@
         </w:rPr>
         <w:t>。</w:t>
       </w:r>
+    </w:p>
+    <w:p>
+      <w:pPr>
+        <w:spacing w:before="0" w:after="0"/>
+      </w:pPr>
+    </w:p>
+    <w:p>
+      <w:pPr>
+        <w:spacing w:before="0" w:after="0"/>
+      </w:pPr>
+    </w:p>
+    <w:p>
+      <w:pPr>
+        <w:spacing w:before="0" w:after="0"/>
+      </w:pPr>
     </w:p>
     <w:p>
       <w:pPr>
@@ -4048,6 +4273,31 @@
     </w:p>
     <w:p>
       <w:pPr>
+        <w:spacing w:before="0" w:after="0"/>
+      </w:pPr>
+    </w:p>
+    <w:p>
+      <w:pPr>
+        <w:spacing w:before="0" w:after="0"/>
+      </w:pPr>
+    </w:p>
+    <w:p>
+      <w:pPr>
+        <w:spacing w:before="0" w:after="0"/>
+      </w:pPr>
+    </w:p>
+    <w:p>
+      <w:pPr>
+        <w:spacing w:before="0" w:after="0"/>
+      </w:pPr>
+    </w:p>
+    <w:p>
+      <w:pPr>
+        <w:spacing w:before="0" w:after="0"/>
+      </w:pPr>
+    </w:p>
+    <w:p>
+      <w:pPr>
         <w:spacing w:before="160" w:after="80"/>
       </w:pPr>
       <w:r>
@@ -4221,6 +4471,21 @@
         </w:rPr>
         <w:t xml:space="preserve">习题</w:t>
       </w:r>
+    </w:p>
+    <w:p>
+      <w:pPr>
+        <w:spacing w:before="0" w:after="0"/>
+      </w:pPr>
+    </w:p>
+    <w:p>
+      <w:pPr>
+        <w:spacing w:before="0" w:after="0"/>
+      </w:pPr>
+    </w:p>
+    <w:p>
+      <w:pPr>
+        <w:spacing w:before="0" w:after="0"/>
+      </w:pPr>
     </w:p>
     <w:p>
       <w:pPr>
@@ -4601,6 +4866,31 @@
     </w:p>
     <w:p>
       <w:pPr>
+        <w:spacing w:before="0" w:after="0"/>
+      </w:pPr>
+    </w:p>
+    <w:p>
+      <w:pPr>
+        <w:spacing w:before="0" w:after="0"/>
+      </w:pPr>
+    </w:p>
+    <w:p>
+      <w:pPr>
+        <w:spacing w:before="0" w:after="0"/>
+      </w:pPr>
+    </w:p>
+    <w:p>
+      <w:pPr>
+        <w:spacing w:before="0" w:after="0"/>
+      </w:pPr>
+    </w:p>
+    <w:p>
+      <w:pPr>
+        <w:spacing w:before="0" w:after="0"/>
+      </w:pPr>
+    </w:p>
+    <w:p>
+      <w:pPr>
         <w:spacing w:before="160" w:after="80"/>
       </w:pPr>
       <w:r>
@@ -4774,6 +5064,31 @@
         </w:rPr>
         <w:t xml:space="preserve">习题</w:t>
       </w:r>
+    </w:p>
+    <w:p>
+      <w:pPr>
+        <w:spacing w:before="0" w:after="0"/>
+      </w:pPr>
+    </w:p>
+    <w:p>
+      <w:pPr>
+        <w:spacing w:before="0" w:after="0"/>
+      </w:pPr>
+    </w:p>
+    <w:p>
+      <w:pPr>
+        <w:spacing w:before="0" w:after="0"/>
+      </w:pPr>
+    </w:p>
+    <w:p>
+      <w:pPr>
+        <w:spacing w:before="0" w:after="0"/>
+      </w:pPr>
+    </w:p>
+    <w:p>
+      <w:pPr>
+        <w:spacing w:before="0" w:after="0"/>
+      </w:pPr>
     </w:p>
     <w:p>
       <w:pPr>
@@ -5151,6 +5466,31 @@
     </w:p>
     <w:p>
       <w:pPr>
+        <w:spacing w:before="0" w:after="0"/>
+      </w:pPr>
+    </w:p>
+    <w:p>
+      <w:pPr>
+        <w:spacing w:before="0" w:after="0"/>
+      </w:pPr>
+    </w:p>
+    <w:p>
+      <w:pPr>
+        <w:spacing w:before="0" w:after="0"/>
+      </w:pPr>
+    </w:p>
+    <w:p>
+      <w:pPr>
+        <w:spacing w:before="0" w:after="0"/>
+      </w:pPr>
+    </w:p>
+    <w:p>
+      <w:pPr>
+        <w:spacing w:before="0" w:after="0"/>
+      </w:pPr>
+    </w:p>
+    <w:p>
+      <w:pPr>
         <w:spacing w:before="160" w:after="80"/>
       </w:pPr>
       <w:r>
@@ -5481,6 +5821,31 @@
     </w:p>
     <w:p>
       <w:pPr>
+        <w:spacing w:before="0" w:after="0"/>
+      </w:pPr>
+    </w:p>
+    <w:p>
+      <w:pPr>
+        <w:spacing w:before="0" w:after="0"/>
+      </w:pPr>
+    </w:p>
+    <w:p>
+      <w:pPr>
+        <w:spacing w:before="0" w:after="0"/>
+      </w:pPr>
+    </w:p>
+    <w:p>
+      <w:pPr>
+        <w:spacing w:before="0" w:after="0"/>
+      </w:pPr>
+    </w:p>
+    <w:p>
+      <w:pPr>
+        <w:spacing w:before="0" w:after="0"/>
+      </w:pPr>
+    </w:p>
+    <w:p>
+      <w:pPr>
         <w:spacing w:before="160" w:after="80"/>
       </w:pPr>
       <w:r>
@@ -5766,6 +6131,31 @@
         </w:rPr>
         <w:t xml:space="preserve">习题</w:t>
       </w:r>
+    </w:p>
+    <w:p>
+      <w:pPr>
+        <w:spacing w:before="0" w:after="0"/>
+      </w:pPr>
+    </w:p>
+    <w:p>
+      <w:pPr>
+        <w:spacing w:before="0" w:after="0"/>
+      </w:pPr>
+    </w:p>
+    <w:p>
+      <w:pPr>
+        <w:spacing w:before="0" w:after="0"/>
+      </w:pPr>
+    </w:p>
+    <w:p>
+      <w:pPr>
+        <w:spacing w:before="0" w:after="0"/>
+      </w:pPr>
+    </w:p>
+    <w:p>
+      <w:pPr>
+        <w:spacing w:before="0" w:after="0"/>
+      </w:pPr>
     </w:p>
     <w:p>
       <w:pPr>
@@ -6138,6 +6528,31 @@
     </w:p>
     <w:p>
       <w:pPr>
+        <w:spacing w:before="0" w:after="0"/>
+      </w:pPr>
+    </w:p>
+    <w:p>
+      <w:pPr>
+        <w:spacing w:before="0" w:after="0"/>
+      </w:pPr>
+    </w:p>
+    <w:p>
+      <w:pPr>
+        <w:spacing w:before="0" w:after="0"/>
+      </w:pPr>
+    </w:p>
+    <w:p>
+      <w:pPr>
+        <w:spacing w:before="0" w:after="0"/>
+      </w:pPr>
+    </w:p>
+    <w:p>
+      <w:pPr>
+        <w:spacing w:before="0" w:after="0"/>
+      </w:pPr>
+    </w:p>
+    <w:p>
+      <w:pPr>
         <w:spacing w:before="160" w:after="80"/>
       </w:pPr>
       <w:r>
@@ -6531,6 +6946,31 @@
     </w:p>
     <w:p>
       <w:pPr>
+        <w:spacing w:before="0" w:after="0"/>
+      </w:pPr>
+    </w:p>
+    <w:p>
+      <w:pPr>
+        <w:spacing w:before="0" w:after="0"/>
+      </w:pPr>
+    </w:p>
+    <w:p>
+      <w:pPr>
+        <w:spacing w:before="0" w:after="0"/>
+      </w:pPr>
+    </w:p>
+    <w:p>
+      <w:pPr>
+        <w:spacing w:before="0" w:after="0"/>
+      </w:pPr>
+    </w:p>
+    <w:p>
+      <w:pPr>
+        <w:spacing w:before="0" w:after="0"/>
+      </w:pPr>
+    </w:p>
+    <w:p>
+      <w:pPr>
         <w:spacing w:before="160" w:after="80"/>
       </w:pPr>
       <w:r>
@@ -6895,6 +7335,31 @@
     </w:p>
     <w:p>
       <w:pPr>
+        <w:spacing w:before="0" w:after="0"/>
+      </w:pPr>
+    </w:p>
+    <w:p>
+      <w:pPr>
+        <w:spacing w:before="0" w:after="0"/>
+      </w:pPr>
+    </w:p>
+    <w:p>
+      <w:pPr>
+        <w:spacing w:before="0" w:after="0"/>
+      </w:pPr>
+    </w:p>
+    <w:p>
+      <w:pPr>
+        <w:spacing w:before="0" w:after="0"/>
+      </w:pPr>
+    </w:p>
+    <w:p>
+      <w:pPr>
+        <w:spacing w:before="0" w:after="0"/>
+      </w:pPr>
+    </w:p>
+    <w:p>
+      <w:pPr>
         <w:spacing w:before="160" w:after="80"/>
       </w:pPr>
       <w:r>
@@ -7341,6 +7806,31 @@
     </w:p>
     <w:p>
       <w:pPr>
+        <w:spacing w:before="0" w:after="0"/>
+      </w:pPr>
+    </w:p>
+    <w:p>
+      <w:pPr>
+        <w:spacing w:before="0" w:after="0"/>
+      </w:pPr>
+    </w:p>
+    <w:p>
+      <w:pPr>
+        <w:spacing w:before="0" w:after="0"/>
+      </w:pPr>
+    </w:p>
+    <w:p>
+      <w:pPr>
+        <w:spacing w:before="0" w:after="0"/>
+      </w:pPr>
+    </w:p>
+    <w:p>
+      <w:pPr>
+        <w:spacing w:before="0" w:after="0"/>
+      </w:pPr>
+    </w:p>
+    <w:p>
+      <w:pPr>
         <w:spacing w:before="160" w:after="80"/>
       </w:pPr>
       <w:r>
@@ -7576,6 +8066,31 @@
     </w:p>
     <w:p>
       <w:pPr>
+        <w:spacing w:before="0" w:after="0"/>
+      </w:pPr>
+    </w:p>
+    <w:p>
+      <w:pPr>
+        <w:spacing w:before="0" w:after="0"/>
+      </w:pPr>
+    </w:p>
+    <w:p>
+      <w:pPr>
+        <w:spacing w:before="0" w:after="0"/>
+      </w:pPr>
+    </w:p>
+    <w:p>
+      <w:pPr>
+        <w:spacing w:before="0" w:after="0"/>
+      </w:pPr>
+    </w:p>
+    <w:p>
+      <w:pPr>
+        <w:spacing w:before="0" w:after="0"/>
+      </w:pPr>
+    </w:p>
+    <w:p>
+      <w:pPr>
         <w:spacing w:before="160" w:after="80"/>
       </w:pPr>
       <w:r>
@@ -7852,6 +8367,31 @@
         </w:rPr>
         <w:t xml:space="preserve">习题</w:t>
       </w:r>
+    </w:p>
+    <w:p>
+      <w:pPr>
+        <w:spacing w:before="0" w:after="0"/>
+      </w:pPr>
+    </w:p>
+    <w:p>
+      <w:pPr>
+        <w:spacing w:before="0" w:after="0"/>
+      </w:pPr>
+    </w:p>
+    <w:p>
+      <w:pPr>
+        <w:spacing w:before="0" w:after="0"/>
+      </w:pPr>
+    </w:p>
+    <w:p>
+      <w:pPr>
+        <w:spacing w:before="0" w:after="0"/>
+      </w:pPr>
+    </w:p>
+    <w:p>
+      <w:pPr>
+        <w:spacing w:before="0" w:after="0"/>
+      </w:pPr>
     </w:p>
     <w:p>
       <w:pPr>
@@ -8089,6 +8629,31 @@
     </w:p>
     <w:p>
       <w:pPr>
+        <w:spacing w:before="0" w:after="0"/>
+      </w:pPr>
+    </w:p>
+    <w:p>
+      <w:pPr>
+        <w:spacing w:before="0" w:after="0"/>
+      </w:pPr>
+    </w:p>
+    <w:p>
+      <w:pPr>
+        <w:spacing w:before="0" w:after="0"/>
+      </w:pPr>
+    </w:p>
+    <w:p>
+      <w:pPr>
+        <w:spacing w:before="0" w:after="0"/>
+      </w:pPr>
+    </w:p>
+    <w:p>
+      <w:pPr>
+        <w:spacing w:before="0" w:after="0"/>
+      </w:pPr>
+    </w:p>
+    <w:p>
+      <w:pPr>
         <w:spacing w:before="160" w:after="80"/>
       </w:pPr>
       <w:r>
@@ -8250,6 +8815,21 @@
         </w:rPr>
         <w:t xml:space="preserve">习题</w:t>
       </w:r>
+    </w:p>
+    <w:p>
+      <w:pPr>
+        <w:spacing w:before="0" w:after="0"/>
+      </w:pPr>
+    </w:p>
+    <w:p>
+      <w:pPr>
+        <w:spacing w:before="0" w:after="0"/>
+      </w:pPr>
+    </w:p>
+    <w:p>
+      <w:pPr>
+        <w:spacing w:before="0" w:after="0"/>
+      </w:pPr>
     </w:p>
     <w:p>
       <w:pPr>
@@ -8648,6 +9228,31 @@
     </w:p>
     <w:p>
       <w:pPr>
+        <w:spacing w:before="0" w:after="0"/>
+      </w:pPr>
+    </w:p>
+    <w:p>
+      <w:pPr>
+        <w:spacing w:before="0" w:after="0"/>
+      </w:pPr>
+    </w:p>
+    <w:p>
+      <w:pPr>
+        <w:spacing w:before="0" w:after="0"/>
+      </w:pPr>
+    </w:p>
+    <w:p>
+      <w:pPr>
+        <w:spacing w:before="0" w:after="0"/>
+      </w:pPr>
+    </w:p>
+    <w:p>
+      <w:pPr>
+        <w:spacing w:before="0" w:after="0"/>
+      </w:pPr>
+    </w:p>
+    <w:p>
+      <w:pPr>
         <w:spacing w:before="160" w:after="80"/>
       </w:pPr>
       <w:r>
@@ -8963,6 +9568,31 @@
         </w:rPr>
         <w:t xml:space="preserve">习题</w:t>
       </w:r>
+    </w:p>
+    <w:p>
+      <w:pPr>
+        <w:spacing w:before="0" w:after="0"/>
+      </w:pPr>
+    </w:p>
+    <w:p>
+      <w:pPr>
+        <w:spacing w:before="0" w:after="0"/>
+      </w:pPr>
+    </w:p>
+    <w:p>
+      <w:pPr>
+        <w:spacing w:before="0" w:after="0"/>
+      </w:pPr>
+    </w:p>
+    <w:p>
+      <w:pPr>
+        <w:spacing w:before="0" w:after="0"/>
+      </w:pPr>
+    </w:p>
+    <w:p>
+      <w:pPr>
+        <w:spacing w:before="0" w:after="0"/>
+      </w:pPr>
     </w:p>
     <w:p>
       <w:pPr>
@@ -9539,6 +10169,31 @@
     </w:p>
     <w:p>
       <w:pPr>
+        <w:spacing w:before="0" w:after="0"/>
+      </w:pPr>
+    </w:p>
+    <w:p>
+      <w:pPr>
+        <w:spacing w:before="0" w:after="0"/>
+      </w:pPr>
+    </w:p>
+    <w:p>
+      <w:pPr>
+        <w:spacing w:before="0" w:after="0"/>
+      </w:pPr>
+    </w:p>
+    <w:p>
+      <w:pPr>
+        <w:spacing w:before="0" w:after="0"/>
+      </w:pPr>
+    </w:p>
+    <w:p>
+      <w:pPr>
+        <w:spacing w:before="0" w:after="0"/>
+      </w:pPr>
+    </w:p>
+    <w:p>
+      <w:pPr>
         <w:spacing w:before="160" w:after="80"/>
       </w:pPr>
       <w:r>
@@ -9885,6 +10540,31 @@
     </w:p>
     <w:p>
       <w:pPr>
+        <w:spacing w:before="0" w:after="0"/>
+      </w:pPr>
+    </w:p>
+    <w:p>
+      <w:pPr>
+        <w:spacing w:before="0" w:after="0"/>
+      </w:pPr>
+    </w:p>
+    <w:p>
+      <w:pPr>
+        <w:spacing w:before="0" w:after="0"/>
+      </w:pPr>
+    </w:p>
+    <w:p>
+      <w:pPr>
+        <w:spacing w:before="0" w:after="0"/>
+      </w:pPr>
+    </w:p>
+    <w:p>
+      <w:pPr>
+        <w:spacing w:before="0" w:after="0"/>
+      </w:pPr>
+    </w:p>
+    <w:p>
+      <w:pPr>
         <w:spacing w:before="160" w:after="80"/>
       </w:pPr>
       <w:r>
@@ -10332,6 +11012,31 @@
         </w:rPr>
         <w:t xml:space="preserve">习题</w:t>
       </w:r>
+    </w:p>
+    <w:p>
+      <w:pPr>
+        <w:spacing w:before="0" w:after="0"/>
+      </w:pPr>
+    </w:p>
+    <w:p>
+      <w:pPr>
+        <w:spacing w:before="0" w:after="0"/>
+      </w:pPr>
+    </w:p>
+    <w:p>
+      <w:pPr>
+        <w:spacing w:before="0" w:after="0"/>
+      </w:pPr>
+    </w:p>
+    <w:p>
+      <w:pPr>
+        <w:spacing w:before="0" w:after="0"/>
+      </w:pPr>
+    </w:p>
+    <w:p>
+      <w:pPr>
+        <w:spacing w:before="0" w:after="0"/>
+      </w:pPr>
     </w:p>
     <w:p>
       <w:pPr>
@@ -10786,6 +11491,31 @@
     </w:p>
     <w:p>
       <w:pPr>
+        <w:spacing w:before="0" w:after="0"/>
+      </w:pPr>
+    </w:p>
+    <w:p>
+      <w:pPr>
+        <w:spacing w:before="0" w:after="0"/>
+      </w:pPr>
+    </w:p>
+    <w:p>
+      <w:pPr>
+        <w:spacing w:before="0" w:after="0"/>
+      </w:pPr>
+    </w:p>
+    <w:p>
+      <w:pPr>
+        <w:spacing w:before="0" w:after="0"/>
+      </w:pPr>
+    </w:p>
+    <w:p>
+      <w:pPr>
+        <w:spacing w:before="0" w:after="0"/>
+      </w:pPr>
+    </w:p>
+    <w:p>
+      <w:pPr>
         <w:spacing w:before="160" w:after="80"/>
       </w:pPr>
       <w:r>
@@ -11041,6 +11771,31 @@
     </w:p>
     <w:p>
       <w:pPr>
+        <w:spacing w:before="0" w:after="0"/>
+      </w:pPr>
+    </w:p>
+    <w:p>
+      <w:pPr>
+        <w:spacing w:before="0" w:after="0"/>
+      </w:pPr>
+    </w:p>
+    <w:p>
+      <w:pPr>
+        <w:spacing w:before="0" w:after="0"/>
+      </w:pPr>
+    </w:p>
+    <w:p>
+      <w:pPr>
+        <w:spacing w:before="0" w:after="0"/>
+      </w:pPr>
+    </w:p>
+    <w:p>
+      <w:pPr>
+        <w:spacing w:before="0" w:after="0"/>
+      </w:pPr>
+    </w:p>
+    <w:p>
+      <w:pPr>
         <w:spacing w:before="160" w:after="80"/>
       </w:pPr>
       <w:r>
@@ -11743,6 +12498,31 @@
     </w:p>
     <w:p>
       <w:pPr>
+        <w:spacing w:before="0" w:after="0"/>
+      </w:pPr>
+    </w:p>
+    <w:p>
+      <w:pPr>
+        <w:spacing w:before="0" w:after="0"/>
+      </w:pPr>
+    </w:p>
+    <w:p>
+      <w:pPr>
+        <w:spacing w:before="0" w:after="0"/>
+      </w:pPr>
+    </w:p>
+    <w:p>
+      <w:pPr>
+        <w:spacing w:before="0" w:after="0"/>
+      </w:pPr>
+    </w:p>
+    <w:p>
+      <w:pPr>
+        <w:spacing w:before="0" w:after="0"/>
+      </w:pPr>
+    </w:p>
+    <w:p>
+      <w:pPr>
         <w:spacing w:before="160" w:after="80"/>
       </w:pPr>
       <w:r>
@@ -12280,6 +13060,46 @@
     </w:p>
     <w:p>
       <w:pPr>
+        <w:spacing w:before="0" w:after="0"/>
+      </w:pPr>
+    </w:p>
+    <w:p>
+      <w:pPr>
+        <w:spacing w:before="0" w:after="0"/>
+      </w:pPr>
+    </w:p>
+    <w:p>
+      <w:pPr>
+        <w:spacing w:before="0" w:after="0"/>
+      </w:pPr>
+    </w:p>
+    <w:p>
+      <w:pPr>
+        <w:spacing w:before="0" w:after="0"/>
+      </w:pPr>
+    </w:p>
+    <w:p>
+      <w:pPr>
+        <w:spacing w:before="0" w:after="0"/>
+      </w:pPr>
+    </w:p>
+    <w:p>
+      <w:pPr>
+        <w:spacing w:before="0" w:after="0"/>
+      </w:pPr>
+    </w:p>
+    <w:p>
+      <w:pPr>
+        <w:spacing w:before="0" w:after="0"/>
+      </w:pPr>
+    </w:p>
+    <w:p>
+      <w:pPr>
+        <w:spacing w:before="0" w:after="0"/>
+      </w:pPr>
+    </w:p>
+    <w:p>
+      <w:pPr>
         <w:spacing w:before="160" w:after="80"/>
       </w:pPr>
       <w:r>
@@ -12724,6 +13544,46 @@
     </w:p>
     <w:p>
       <w:pPr>
+        <w:spacing w:before="0" w:after="0"/>
+      </w:pPr>
+    </w:p>
+    <w:p>
+      <w:pPr>
+        <w:spacing w:before="0" w:after="0"/>
+      </w:pPr>
+    </w:p>
+    <w:p>
+      <w:pPr>
+        <w:spacing w:before="0" w:after="0"/>
+      </w:pPr>
+    </w:p>
+    <w:p>
+      <w:pPr>
+        <w:spacing w:before="0" w:after="0"/>
+      </w:pPr>
+    </w:p>
+    <w:p>
+      <w:pPr>
+        <w:spacing w:before="0" w:after="0"/>
+      </w:pPr>
+    </w:p>
+    <w:p>
+      <w:pPr>
+        <w:spacing w:before="0" w:after="0"/>
+      </w:pPr>
+    </w:p>
+    <w:p>
+      <w:pPr>
+        <w:spacing w:before="0" w:after="0"/>
+      </w:pPr>
+    </w:p>
+    <w:p>
+      <w:pPr>
+        <w:spacing w:before="0" w:after="0"/>
+      </w:pPr>
+    </w:p>
+    <w:p>
+      <w:pPr>
         <w:spacing w:before="160" w:after="80"/>
       </w:pPr>
       <w:r>
@@ -12971,6 +13831,31 @@
         </w:rPr>
         <w:t>。</w:t>
       </w:r>
+    </w:p>
+    <w:p>
+      <w:pPr>
+        <w:spacing w:before="0" w:after="0"/>
+      </w:pPr>
+    </w:p>
+    <w:p>
+      <w:pPr>
+        <w:spacing w:before="0" w:after="0"/>
+      </w:pPr>
+    </w:p>
+    <w:p>
+      <w:pPr>
+        <w:spacing w:before="0" w:after="0"/>
+      </w:pPr>
+    </w:p>
+    <w:p>
+      <w:pPr>
+        <w:spacing w:before="0" w:after="0"/>
+      </w:pPr>
+    </w:p>
+    <w:p>
+      <w:pPr>
+        <w:spacing w:before="0" w:after="0"/>
+      </w:pPr>
     </w:p>
     <w:p>
       <w:pPr>
@@ -13734,6 +14619,31 @@
         </w:rPr>
         <w:t>。</w:t>
       </w:r>
+    </w:p>
+    <w:p>
+      <w:pPr>
+        <w:spacing w:before="0" w:after="0"/>
+      </w:pPr>
+    </w:p>
+    <w:p>
+      <w:pPr>
+        <w:spacing w:before="0" w:after="0"/>
+      </w:pPr>
+    </w:p>
+    <w:p>
+      <w:pPr>
+        <w:spacing w:before="0" w:after="0"/>
+      </w:pPr>
+    </w:p>
+    <w:p>
+      <w:pPr>
+        <w:spacing w:before="0" w:after="0"/>
+      </w:pPr>
+    </w:p>
+    <w:p>
+      <w:pPr>
+        <w:spacing w:before="0" w:after="0"/>
+      </w:pPr>
     </w:p>
     <w:p>
       <w:pPr>
@@ -14637,6 +15547,46 @@
     </w:p>
     <w:p>
       <w:pPr>
+        <w:spacing w:before="0" w:after="0"/>
+      </w:pPr>
+    </w:p>
+    <w:p>
+      <w:pPr>
+        <w:spacing w:before="0" w:after="0"/>
+      </w:pPr>
+    </w:p>
+    <w:p>
+      <w:pPr>
+        <w:spacing w:before="0" w:after="0"/>
+      </w:pPr>
+    </w:p>
+    <w:p>
+      <w:pPr>
+        <w:spacing w:before="0" w:after="0"/>
+      </w:pPr>
+    </w:p>
+    <w:p>
+      <w:pPr>
+        <w:spacing w:before="0" w:after="0"/>
+      </w:pPr>
+    </w:p>
+    <w:p>
+      <w:pPr>
+        <w:spacing w:before="0" w:after="0"/>
+      </w:pPr>
+    </w:p>
+    <w:p>
+      <w:pPr>
+        <w:spacing w:before="0" w:after="0"/>
+      </w:pPr>
+    </w:p>
+    <w:p>
+      <w:pPr>
+        <w:spacing w:before="0" w:after="0"/>
+      </w:pPr>
+    </w:p>
+    <w:p>
+      <w:pPr>
         <w:spacing w:before="160" w:after="80"/>
       </w:pPr>
       <w:r>
@@ -14977,6 +15927,31 @@
     </w:p>
     <w:p>
       <w:pPr>
+        <w:spacing w:before="0" w:after="0"/>
+      </w:pPr>
+    </w:p>
+    <w:p>
+      <w:pPr>
+        <w:spacing w:before="0" w:after="0"/>
+      </w:pPr>
+    </w:p>
+    <w:p>
+      <w:pPr>
+        <w:spacing w:before="0" w:after="0"/>
+      </w:pPr>
+    </w:p>
+    <w:p>
+      <w:pPr>
+        <w:spacing w:before="0" w:after="0"/>
+      </w:pPr>
+    </w:p>
+    <w:p>
+      <w:pPr>
+        <w:spacing w:before="0" w:after="0"/>
+      </w:pPr>
+    </w:p>
+    <w:p>
+      <w:pPr>
         <w:spacing w:before="160" w:after="80"/>
       </w:pPr>
       <w:r>
@@ -15097,6 +16072,21 @@
         </w:rPr>
         <w:t>。</w:t>
       </w:r>
+    </w:p>
+    <w:p>
+      <w:pPr>
+        <w:spacing w:before="0" w:after="0"/>
+      </w:pPr>
+    </w:p>
+    <w:p>
+      <w:pPr>
+        <w:spacing w:before="0" w:after="0"/>
+      </w:pPr>
+    </w:p>
+    <w:p>
+      <w:pPr>
+        <w:spacing w:before="0" w:after="0"/>
+      </w:pPr>
     </w:p>
     <w:p>
       <w:pPr>
@@ -15610,6 +16600,21 @@
     </w:p>
     <w:p>
       <w:pPr>
+        <w:spacing w:before="0" w:after="0"/>
+      </w:pPr>
+    </w:p>
+    <w:p>
+      <w:pPr>
+        <w:spacing w:before="0" w:after="0"/>
+      </w:pPr>
+    </w:p>
+    <w:p>
+      <w:pPr>
+        <w:spacing w:before="0" w:after="0"/>
+      </w:pPr>
+    </w:p>
+    <w:p>
+      <w:pPr>
         <w:spacing w:before="160" w:after="80"/>
       </w:pPr>
       <w:r>
@@ -16030,6 +17035,21 @@
           <m:t>?</m:t>
         </m:r>
       </m:oMath>
+    </w:p>
+    <w:p>
+      <w:pPr>
+        <w:spacing w:before="0" w:after="0"/>
+      </w:pPr>
+    </w:p>
+    <w:p>
+      <w:pPr>
+        <w:spacing w:before="0" w:after="0"/>
+      </w:pPr>
+    </w:p>
+    <w:p>
+      <w:pPr>
+        <w:spacing w:before="0" w:after="0"/>
+      </w:pPr>
     </w:p>
     <w:p>
       <w:pPr>
@@ -16200,6 +17220,21 @@
           </m:sup>
         </m:sSup>
       </m:oMath>
+    </w:p>
+    <w:p>
+      <w:pPr>
+        <w:spacing w:before="0" w:after="0"/>
+      </w:pPr>
+    </w:p>
+    <w:p>
+      <w:pPr>
+        <w:spacing w:before="0" w:after="0"/>
+      </w:pPr>
+    </w:p>
+    <w:p>
+      <w:pPr>
+        <w:spacing w:before="0" w:after="0"/>
+      </w:pPr>
     </w:p>
     <w:p>
       <w:pPr>
@@ -16735,6 +17770,31 @@
         </w:rPr>
         <w:t>。</w:t>
       </w:r>
+    </w:p>
+    <w:p>
+      <w:pPr>
+        <w:spacing w:before="0" w:after="0"/>
+      </w:pPr>
+    </w:p>
+    <w:p>
+      <w:pPr>
+        <w:spacing w:before="0" w:after="0"/>
+      </w:pPr>
+    </w:p>
+    <w:p>
+      <w:pPr>
+        <w:spacing w:before="0" w:after="0"/>
+      </w:pPr>
+    </w:p>
+    <w:p>
+      <w:pPr>
+        <w:spacing w:before="0" w:after="0"/>
+      </w:pPr>
+    </w:p>
+    <w:p>
+      <w:pPr>
+        <w:spacing w:before="0" w:after="0"/>
+      </w:pPr>
     </w:p>
     <w:p>
       <w:pPr>
@@ -17442,6 +18502,46 @@
     </w:p>
     <w:p>
       <w:pPr>
+        <w:spacing w:before="0" w:after="0"/>
+      </w:pPr>
+    </w:p>
+    <w:p>
+      <w:pPr>
+        <w:spacing w:before="0" w:after="0"/>
+      </w:pPr>
+    </w:p>
+    <w:p>
+      <w:pPr>
+        <w:spacing w:before="0" w:after="0"/>
+      </w:pPr>
+    </w:p>
+    <w:p>
+      <w:pPr>
+        <w:spacing w:before="0" w:after="0"/>
+      </w:pPr>
+    </w:p>
+    <w:p>
+      <w:pPr>
+        <w:spacing w:before="0" w:after="0"/>
+      </w:pPr>
+    </w:p>
+    <w:p>
+      <w:pPr>
+        <w:spacing w:before="0" w:after="0"/>
+      </w:pPr>
+    </w:p>
+    <w:p>
+      <w:pPr>
+        <w:spacing w:before="0" w:after="0"/>
+      </w:pPr>
+    </w:p>
+    <w:p>
+      <w:pPr>
+        <w:spacing w:before="0" w:after="0"/>
+      </w:pPr>
+    </w:p>
+    <w:p>
+      <w:pPr>
         <w:spacing w:before="160" w:after="80"/>
       </w:pPr>
       <w:r>
@@ -18835,6 +19935,46 @@
     </w:p>
     <w:p>
       <w:pPr>
+        <w:spacing w:before="0" w:after="0"/>
+      </w:pPr>
+    </w:p>
+    <w:p>
+      <w:pPr>
+        <w:spacing w:before="0" w:after="0"/>
+      </w:pPr>
+    </w:p>
+    <w:p>
+      <w:pPr>
+        <w:spacing w:before="0" w:after="0"/>
+      </w:pPr>
+    </w:p>
+    <w:p>
+      <w:pPr>
+        <w:spacing w:before="0" w:after="0"/>
+      </w:pPr>
+    </w:p>
+    <w:p>
+      <w:pPr>
+        <w:spacing w:before="0" w:after="0"/>
+      </w:pPr>
+    </w:p>
+    <w:p>
+      <w:pPr>
+        <w:spacing w:before="0" w:after="0"/>
+      </w:pPr>
+    </w:p>
+    <w:p>
+      <w:pPr>
+        <w:spacing w:before="0" w:after="0"/>
+      </w:pPr>
+    </w:p>
+    <w:p>
+      <w:pPr>
+        <w:spacing w:before="0" w:after="0"/>
+      </w:pPr>
+    </w:p>
+    <w:p>
+      <w:pPr>
         <w:spacing w:before="160" w:after="80"/>
       </w:pPr>
       <w:r>
@@ -19893,6 +21033,46 @@
         </w:rPr>
         <w:t>。</w:t>
       </w:r>
+    </w:p>
+    <w:p>
+      <w:pPr>
+        <w:spacing w:before="0" w:after="0"/>
+      </w:pPr>
+    </w:p>
+    <w:p>
+      <w:pPr>
+        <w:spacing w:before="0" w:after="0"/>
+      </w:pPr>
+    </w:p>
+    <w:p>
+      <w:pPr>
+        <w:spacing w:before="0" w:after="0"/>
+      </w:pPr>
+    </w:p>
+    <w:p>
+      <w:pPr>
+        <w:spacing w:before="0" w:after="0"/>
+      </w:pPr>
+    </w:p>
+    <w:p>
+      <w:pPr>
+        <w:spacing w:before="0" w:after="0"/>
+      </w:pPr>
+    </w:p>
+    <w:p>
+      <w:pPr>
+        <w:spacing w:before="0" w:after="0"/>
+      </w:pPr>
+    </w:p>
+    <w:p>
+      <w:pPr>
+        <w:spacing w:before="0" w:after="0"/>
+      </w:pPr>
+    </w:p>
+    <w:p>
+      <w:pPr>
+        <w:spacing w:before="0" w:after="0"/>
+      </w:pPr>
     </w:p>
     <w:p>
       <w:pPr>
@@ -21048,6 +22228,46 @@
     </w:p>
     <w:p>
       <w:pPr>
+        <w:spacing w:before="0" w:after="0"/>
+      </w:pPr>
+    </w:p>
+    <w:p>
+      <w:pPr>
+        <w:spacing w:before="0" w:after="0"/>
+      </w:pPr>
+    </w:p>
+    <w:p>
+      <w:pPr>
+        <w:spacing w:before="0" w:after="0"/>
+      </w:pPr>
+    </w:p>
+    <w:p>
+      <w:pPr>
+        <w:spacing w:before="0" w:after="0"/>
+      </w:pPr>
+    </w:p>
+    <w:p>
+      <w:pPr>
+        <w:spacing w:before="0" w:after="0"/>
+      </w:pPr>
+    </w:p>
+    <w:p>
+      <w:pPr>
+        <w:spacing w:before="0" w:after="0"/>
+      </w:pPr>
+    </w:p>
+    <w:p>
+      <w:pPr>
+        <w:spacing w:before="0" w:after="0"/>
+      </w:pPr>
+    </w:p>
+    <w:p>
+      <w:pPr>
+        <w:spacing w:before="0" w:after="0"/>
+      </w:pPr>
+    </w:p>
+    <w:p>
+      <w:pPr>
         <w:spacing w:before="160" w:after="80"/>
       </w:pPr>
       <w:r>
@@ -21324,7 +22544,7 @@
         </w:rPr>
         <w:drawing>
           <wp:inline>
-            <wp:extent cx="3600000" cy="1108280"/>
+            <wp:extent cx="3600000" cy="1096815"/>
             <wp:effectExtent b="0" l="0" r="0" t="0"/>
             <wp:docPr descr="" title="" id="68" name="Picture"/>
             <a:graphic>
@@ -21345,7 +22565,7 @@
                   <pic:spPr bwMode="auto">
                     <a:xfrm>
                       <a:off x="0" y="0"/>
-                      <a:ext cx="3600000" cy="1108280"/>
+                      <a:ext cx="3600000" cy="1096815"/>
                     </a:xfrm>
                     <a:prstGeom prst="rect">
                       <a:avLst/>
@@ -23677,6 +24897,46 @@
     </w:p>
     <w:p>
       <w:pPr>
+        <w:spacing w:before="0" w:after="0"/>
+      </w:pPr>
+    </w:p>
+    <w:p>
+      <w:pPr>
+        <w:spacing w:before="0" w:after="0"/>
+      </w:pPr>
+    </w:p>
+    <w:p>
+      <w:pPr>
+        <w:spacing w:before="0" w:after="0"/>
+      </w:pPr>
+    </w:p>
+    <w:p>
+      <w:pPr>
+        <w:spacing w:before="0" w:after="0"/>
+      </w:pPr>
+    </w:p>
+    <w:p>
+      <w:pPr>
+        <w:spacing w:before="0" w:after="0"/>
+      </w:pPr>
+    </w:p>
+    <w:p>
+      <w:pPr>
+        <w:spacing w:before="0" w:after="0"/>
+      </w:pPr>
+    </w:p>
+    <w:p>
+      <w:pPr>
+        <w:spacing w:before="0" w:after="0"/>
+      </w:pPr>
+    </w:p>
+    <w:p>
+      <w:pPr>
+        <w:spacing w:before="0" w:after="0"/>
+      </w:pPr>
+    </w:p>
+    <w:p>
+      <w:pPr>
         <w:spacing w:before="160" w:after="80"/>
       </w:pPr>
       <w:r>
@@ -24454,6 +25714,46 @@
     </w:p>
     <w:p>
       <w:pPr>
+        <w:spacing w:before="0" w:after="0"/>
+      </w:pPr>
+    </w:p>
+    <w:p>
+      <w:pPr>
+        <w:spacing w:before="0" w:after="0"/>
+      </w:pPr>
+    </w:p>
+    <w:p>
+      <w:pPr>
+        <w:spacing w:before="0" w:after="0"/>
+      </w:pPr>
+    </w:p>
+    <w:p>
+      <w:pPr>
+        <w:spacing w:before="0" w:after="0"/>
+      </w:pPr>
+    </w:p>
+    <w:p>
+      <w:pPr>
+        <w:spacing w:before="0" w:after="0"/>
+      </w:pPr>
+    </w:p>
+    <w:p>
+      <w:pPr>
+        <w:spacing w:before="0" w:after="0"/>
+      </w:pPr>
+    </w:p>
+    <w:p>
+      <w:pPr>
+        <w:spacing w:before="0" w:after="0"/>
+      </w:pPr>
+    </w:p>
+    <w:p>
+      <w:pPr>
+        <w:spacing w:before="0" w:after="0"/>
+      </w:pPr>
+    </w:p>
+    <w:p>
+      <w:pPr>
         <w:spacing w:before="160" w:after="80"/>
       </w:pPr>
       <w:r>
@@ -25122,6 +26422,31 @@
     </w:p>
     <w:p>
       <w:pPr>
+        <w:spacing w:before="0" w:after="0"/>
+      </w:pPr>
+    </w:p>
+    <w:p>
+      <w:pPr>
+        <w:spacing w:before="0" w:after="0"/>
+      </w:pPr>
+    </w:p>
+    <w:p>
+      <w:pPr>
+        <w:spacing w:before="0" w:after="0"/>
+      </w:pPr>
+    </w:p>
+    <w:p>
+      <w:pPr>
+        <w:spacing w:before="0" w:after="0"/>
+      </w:pPr>
+    </w:p>
+    <w:p>
+      <w:pPr>
+        <w:spacing w:before="0" w:after="0"/>
+      </w:pPr>
+    </w:p>
+    <w:p>
+      <w:pPr>
         <w:spacing w:before="160" w:after="80"/>
       </w:pPr>
       <w:r>
@@ -25554,6 +26879,31 @@
     </w:p>
     <w:p>
       <w:pPr>
+        <w:spacing w:before="0" w:after="0"/>
+      </w:pPr>
+    </w:p>
+    <w:p>
+      <w:pPr>
+        <w:spacing w:before="0" w:after="0"/>
+      </w:pPr>
+    </w:p>
+    <w:p>
+      <w:pPr>
+        <w:spacing w:before="0" w:after="0"/>
+      </w:pPr>
+    </w:p>
+    <w:p>
+      <w:pPr>
+        <w:spacing w:before="0" w:after="0"/>
+      </w:pPr>
+    </w:p>
+    <w:p>
+      <w:pPr>
+        <w:spacing w:before="0" w:after="0"/>
+      </w:pPr>
+    </w:p>
+    <w:p>
+      <w:pPr>
         <w:spacing w:before="160" w:after="80"/>
       </w:pPr>
       <w:r>
@@ -25899,6 +27249,31 @@
         </w:rPr>
         <w:t>。</w:t>
       </w:r>
+    </w:p>
+    <w:p>
+      <w:pPr>
+        <w:spacing w:before="0" w:after="0"/>
+      </w:pPr>
+    </w:p>
+    <w:p>
+      <w:pPr>
+        <w:spacing w:before="0" w:after="0"/>
+      </w:pPr>
+    </w:p>
+    <w:p>
+      <w:pPr>
+        <w:spacing w:before="0" w:after="0"/>
+      </w:pPr>
+    </w:p>
+    <w:p>
+      <w:pPr>
+        <w:spacing w:before="0" w:after="0"/>
+      </w:pPr>
+    </w:p>
+    <w:p>
+      <w:pPr>
+        <w:spacing w:before="0" w:after="0"/>
+      </w:pPr>
     </w:p>
     <w:p>
       <w:pPr>
@@ -26158,6 +27533,31 @@
     </w:p>
     <w:p>
       <w:pPr>
+        <w:spacing w:before="0" w:after="0"/>
+      </w:pPr>
+    </w:p>
+    <w:p>
+      <w:pPr>
+        <w:spacing w:before="0" w:after="0"/>
+      </w:pPr>
+    </w:p>
+    <w:p>
+      <w:pPr>
+        <w:spacing w:before="0" w:after="0"/>
+      </w:pPr>
+    </w:p>
+    <w:p>
+      <w:pPr>
+        <w:spacing w:before="0" w:after="0"/>
+      </w:pPr>
+    </w:p>
+    <w:p>
+      <w:pPr>
+        <w:spacing w:before="0" w:after="0"/>
+      </w:pPr>
+    </w:p>
+    <w:p>
+      <w:pPr>
         <w:spacing w:before="160" w:after="80"/>
       </w:pPr>
       <w:r>
@@ -26364,6 +27764,31 @@
     </w:p>
     <w:p>
       <w:pPr>
+        <w:spacing w:before="0" w:after="0"/>
+      </w:pPr>
+    </w:p>
+    <w:p>
+      <w:pPr>
+        <w:spacing w:before="0" w:after="0"/>
+      </w:pPr>
+    </w:p>
+    <w:p>
+      <w:pPr>
+        <w:spacing w:before="0" w:after="0"/>
+      </w:pPr>
+    </w:p>
+    <w:p>
+      <w:pPr>
+        <w:spacing w:before="0" w:after="0"/>
+      </w:pPr>
+    </w:p>
+    <w:p>
+      <w:pPr>
+        <w:spacing w:before="0" w:after="0"/>
+      </w:pPr>
+    </w:p>
+    <w:p>
+      <w:pPr>
         <w:spacing w:before="160" w:after="80"/>
       </w:pPr>
       <w:r>
@@ -26706,6 +28131,46 @@
     </w:p>
     <w:p>
       <w:pPr>
+        <w:spacing w:before="0" w:after="0"/>
+      </w:pPr>
+    </w:p>
+    <w:p>
+      <w:pPr>
+        <w:spacing w:before="0" w:after="0"/>
+      </w:pPr>
+    </w:p>
+    <w:p>
+      <w:pPr>
+        <w:spacing w:before="0" w:after="0"/>
+      </w:pPr>
+    </w:p>
+    <w:p>
+      <w:pPr>
+        <w:spacing w:before="0" w:after="0"/>
+      </w:pPr>
+    </w:p>
+    <w:p>
+      <w:pPr>
+        <w:spacing w:before="0" w:after="0"/>
+      </w:pPr>
+    </w:p>
+    <w:p>
+      <w:pPr>
+        <w:spacing w:before="0" w:after="0"/>
+      </w:pPr>
+    </w:p>
+    <w:p>
+      <w:pPr>
+        <w:spacing w:before="0" w:after="0"/>
+      </w:pPr>
+    </w:p>
+    <w:p>
+      <w:pPr>
+        <w:spacing w:before="0" w:after="0"/>
+      </w:pPr>
+    </w:p>
+    <w:p>
+      <w:pPr>
         <w:spacing w:before="160" w:after="80"/>
       </w:pPr>
       <w:r>
@@ -26854,6 +28319,21 @@
     </w:p>
     <w:p>
       <w:pPr>
+        <w:spacing w:before="0" w:after="0"/>
+      </w:pPr>
+    </w:p>
+    <w:p>
+      <w:pPr>
+        <w:spacing w:before="0" w:after="0"/>
+      </w:pPr>
+    </w:p>
+    <w:p>
+      <w:pPr>
+        <w:spacing w:before="0" w:after="0"/>
+      </w:pPr>
+    </w:p>
+    <w:p>
+      <w:pPr>
         <w:spacing w:before="160" w:after="80"/>
       </w:pPr>
       <w:r>
@@ -26994,6 +28474,21 @@
     </w:p>
     <w:p>
       <w:pPr>
+        <w:spacing w:before="0" w:after="0"/>
+      </w:pPr>
+    </w:p>
+    <w:p>
+      <w:pPr>
+        <w:spacing w:before="0" w:after="0"/>
+      </w:pPr>
+    </w:p>
+    <w:p>
+      <w:pPr>
+        <w:spacing w:before="0" w:after="0"/>
+      </w:pPr>
+    </w:p>
+    <w:p>
+      <w:pPr>
         <w:spacing w:before="160" w:after="80"/>
       </w:pPr>
       <w:r>
@@ -27139,6 +28634,31 @@
     </w:p>
     <w:p>
       <w:pPr>
+        <w:spacing w:before="0" w:after="0"/>
+      </w:pPr>
+    </w:p>
+    <w:p>
+      <w:pPr>
+        <w:spacing w:before="0" w:after="0"/>
+      </w:pPr>
+    </w:p>
+    <w:p>
+      <w:pPr>
+        <w:spacing w:before="0" w:after="0"/>
+      </w:pPr>
+    </w:p>
+    <w:p>
+      <w:pPr>
+        <w:spacing w:before="0" w:after="0"/>
+      </w:pPr>
+    </w:p>
+    <w:p>
+      <w:pPr>
+        <w:spacing w:before="0" w:after="0"/>
+      </w:pPr>
+    </w:p>
+    <w:p>
+      <w:pPr>
         <w:spacing w:before="160" w:after="80"/>
       </w:pPr>
       <w:r>
@@ -27353,6 +28873,31 @@
     </w:p>
     <w:p>
       <w:pPr>
+        <w:spacing w:before="0" w:after="0"/>
+      </w:pPr>
+    </w:p>
+    <w:p>
+      <w:pPr>
+        <w:spacing w:before="0" w:after="0"/>
+      </w:pPr>
+    </w:p>
+    <w:p>
+      <w:pPr>
+        <w:spacing w:before="0" w:after="0"/>
+      </w:pPr>
+    </w:p>
+    <w:p>
+      <w:pPr>
+        <w:spacing w:before="0" w:after="0"/>
+      </w:pPr>
+    </w:p>
+    <w:p>
+      <w:pPr>
+        <w:spacing w:before="0" w:after="0"/>
+      </w:pPr>
+    </w:p>
+    <w:p>
+      <w:pPr>
         <w:spacing w:before="160" w:after="80"/>
       </w:pPr>
       <w:r>
@@ -27632,6 +29177,31 @@
     </w:p>
     <w:p>
       <w:pPr>
+        <w:spacing w:before="0" w:after="0"/>
+      </w:pPr>
+    </w:p>
+    <w:p>
+      <w:pPr>
+        <w:spacing w:before="0" w:after="0"/>
+      </w:pPr>
+    </w:p>
+    <w:p>
+      <w:pPr>
+        <w:spacing w:before="0" w:after="0"/>
+      </w:pPr>
+    </w:p>
+    <w:p>
+      <w:pPr>
+        <w:spacing w:before="0" w:after="0"/>
+      </w:pPr>
+    </w:p>
+    <w:p>
+      <w:pPr>
+        <w:spacing w:before="0" w:after="0"/>
+      </w:pPr>
+    </w:p>
+    <w:p>
+      <w:pPr>
         <w:spacing w:before="160" w:after="80"/>
       </w:pPr>
       <w:r>
@@ -27780,6 +29350,31 @@
         </w:rPr>
         <w:t>。</w:t>
       </w:r>
+    </w:p>
+    <w:p>
+      <w:pPr>
+        <w:spacing w:before="0" w:after="0"/>
+      </w:pPr>
+    </w:p>
+    <w:p>
+      <w:pPr>
+        <w:spacing w:before="0" w:after="0"/>
+      </w:pPr>
+    </w:p>
+    <w:p>
+      <w:pPr>
+        <w:spacing w:before="0" w:after="0"/>
+      </w:pPr>
+    </w:p>
+    <w:p>
+      <w:pPr>
+        <w:spacing w:before="0" w:after="0"/>
+      </w:pPr>
+    </w:p>
+    <w:p>
+      <w:pPr>
+        <w:spacing w:before="0" w:after="0"/>
+      </w:pPr>
     </w:p>
     <w:p>
       <w:pPr>
@@ -28645,6 +30240,46 @@
     </w:p>
     <w:p>
       <w:pPr>
+        <w:spacing w:before="0" w:after="0"/>
+      </w:pPr>
+    </w:p>
+    <w:p>
+      <w:pPr>
+        <w:spacing w:before="0" w:after="0"/>
+      </w:pPr>
+    </w:p>
+    <w:p>
+      <w:pPr>
+        <w:spacing w:before="0" w:after="0"/>
+      </w:pPr>
+    </w:p>
+    <w:p>
+      <w:pPr>
+        <w:spacing w:before="0" w:after="0"/>
+      </w:pPr>
+    </w:p>
+    <w:p>
+      <w:pPr>
+        <w:spacing w:before="0" w:after="0"/>
+      </w:pPr>
+    </w:p>
+    <w:p>
+      <w:pPr>
+        <w:spacing w:before="0" w:after="0"/>
+      </w:pPr>
+    </w:p>
+    <w:p>
+      <w:pPr>
+        <w:spacing w:before="0" w:after="0"/>
+      </w:pPr>
+    </w:p>
+    <w:p>
+      <w:pPr>
+        <w:spacing w:before="0" w:after="0"/>
+      </w:pPr>
+    </w:p>
+    <w:p>
+      <w:pPr>
         <w:spacing w:before="160" w:after="80"/>
       </w:pPr>
       <w:r>
@@ -28998,6 +30633,46 @@
         </w:rPr>
         <w:t>。</w:t>
       </w:r>
+    </w:p>
+    <w:p>
+      <w:pPr>
+        <w:spacing w:before="0" w:after="0"/>
+      </w:pPr>
+    </w:p>
+    <w:p>
+      <w:pPr>
+        <w:spacing w:before="0" w:after="0"/>
+      </w:pPr>
+    </w:p>
+    <w:p>
+      <w:pPr>
+        <w:spacing w:before="0" w:after="0"/>
+      </w:pPr>
+    </w:p>
+    <w:p>
+      <w:pPr>
+        <w:spacing w:before="0" w:after="0"/>
+      </w:pPr>
+    </w:p>
+    <w:p>
+      <w:pPr>
+        <w:spacing w:before="0" w:after="0"/>
+      </w:pPr>
+    </w:p>
+    <w:p>
+      <w:pPr>
+        <w:spacing w:before="0" w:after="0"/>
+      </w:pPr>
+    </w:p>
+    <w:p>
+      <w:pPr>
+        <w:spacing w:before="0" w:after="0"/>
+      </w:pPr>
+    </w:p>
+    <w:p>
+      <w:pPr>
+        <w:spacing w:before="0" w:after="0"/>
+      </w:pPr>
     </w:p>
     <w:p>
       <w:pPr>
@@ -29254,7 +30929,7 @@
         </w:rPr>
         <w:drawing>
           <wp:inline>
-            <wp:extent cx="3600000" cy="487238"/>
+            <wp:extent cx="3599993" cy="487238"/>
             <wp:effectExtent b="0" l="0" r="0" t="0"/>
             <wp:docPr descr="" title="" id="96" name="Picture"/>
             <a:graphic>
@@ -29275,7 +30950,7 @@
                   <pic:spPr bwMode="auto">
                     <a:xfrm>
                       <a:off x="0" y="0"/>
-                      <a:ext cx="3600000" cy="487238"/>
+                      <a:ext cx="3599993" cy="487238"/>
                     </a:xfrm>
                     <a:prstGeom prst="rect">
                       <a:avLst/>
@@ -29728,6 +31403,46 @@
     </w:p>
     <w:p>
       <w:pPr>
+        <w:spacing w:before="0" w:after="0"/>
+      </w:pPr>
+    </w:p>
+    <w:p>
+      <w:pPr>
+        <w:spacing w:before="0" w:after="0"/>
+      </w:pPr>
+    </w:p>
+    <w:p>
+      <w:pPr>
+        <w:spacing w:before="0" w:after="0"/>
+      </w:pPr>
+    </w:p>
+    <w:p>
+      <w:pPr>
+        <w:spacing w:before="0" w:after="0"/>
+      </w:pPr>
+    </w:p>
+    <w:p>
+      <w:pPr>
+        <w:spacing w:before="0" w:after="0"/>
+      </w:pPr>
+    </w:p>
+    <w:p>
+      <w:pPr>
+        <w:spacing w:before="0" w:after="0"/>
+      </w:pPr>
+    </w:p>
+    <w:p>
+      <w:pPr>
+        <w:spacing w:before="0" w:after="0"/>
+      </w:pPr>
+    </w:p>
+    <w:p>
+      <w:pPr>
+        <w:spacing w:before="0" w:after="0"/>
+      </w:pPr>
+    </w:p>
+    <w:p>
+      <w:pPr>
         <w:spacing w:before="160" w:after="80"/>
       </w:pPr>
       <w:r>
@@ -30509,6 +32224,31 @@
     </w:p>
     <w:p>
       <w:pPr>
+        <w:spacing w:before="0" w:after="0"/>
+      </w:pPr>
+    </w:p>
+    <w:p>
+      <w:pPr>
+        <w:spacing w:before="0" w:after="0"/>
+      </w:pPr>
+    </w:p>
+    <w:p>
+      <w:pPr>
+        <w:spacing w:before="0" w:after="0"/>
+      </w:pPr>
+    </w:p>
+    <w:p>
+      <w:pPr>
+        <w:spacing w:before="0" w:after="0"/>
+      </w:pPr>
+    </w:p>
+    <w:p>
+      <w:pPr>
+        <w:spacing w:before="0" w:after="0"/>
+      </w:pPr>
+    </w:p>
+    <w:p>
+      <w:pPr>
         <w:spacing w:before="160" w:after="80"/>
       </w:pPr>
       <w:r>
@@ -32154,6 +33894,46 @@
     </w:p>
     <w:p>
       <w:pPr>
+        <w:spacing w:before="0" w:after="0"/>
+      </w:pPr>
+    </w:p>
+    <w:p>
+      <w:pPr>
+        <w:spacing w:before="0" w:after="0"/>
+      </w:pPr>
+    </w:p>
+    <w:p>
+      <w:pPr>
+        <w:spacing w:before="0" w:after="0"/>
+      </w:pPr>
+    </w:p>
+    <w:p>
+      <w:pPr>
+        <w:spacing w:before="0" w:after="0"/>
+      </w:pPr>
+    </w:p>
+    <w:p>
+      <w:pPr>
+        <w:spacing w:before="0" w:after="0"/>
+      </w:pPr>
+    </w:p>
+    <w:p>
+      <w:pPr>
+        <w:spacing w:before="0" w:after="0"/>
+      </w:pPr>
+    </w:p>
+    <w:p>
+      <w:pPr>
+        <w:spacing w:before="0" w:after="0"/>
+      </w:pPr>
+    </w:p>
+    <w:p>
+      <w:pPr>
+        <w:spacing w:before="0" w:after="0"/>
+      </w:pPr>
+    </w:p>
+    <w:p>
+      <w:pPr>
         <w:spacing w:before="160" w:after="80"/>
       </w:pPr>
       <w:r>
@@ -33593,6 +35373,46 @@
         </w:rPr>
         <w:t>。</w:t>
       </w:r>
+    </w:p>
+    <w:p>
+      <w:pPr>
+        <w:spacing w:before="0" w:after="0"/>
+      </w:pPr>
+    </w:p>
+    <w:p>
+      <w:pPr>
+        <w:spacing w:before="0" w:after="0"/>
+      </w:pPr>
+    </w:p>
+    <w:p>
+      <w:pPr>
+        <w:spacing w:before="0" w:after="0"/>
+      </w:pPr>
+    </w:p>
+    <w:p>
+      <w:pPr>
+        <w:spacing w:before="0" w:after="0"/>
+      </w:pPr>
+    </w:p>
+    <w:p>
+      <w:pPr>
+        <w:spacing w:before="0" w:after="0"/>
+      </w:pPr>
+    </w:p>
+    <w:p>
+      <w:pPr>
+        <w:spacing w:before="0" w:after="0"/>
+      </w:pPr>
+    </w:p>
+    <w:p>
+      <w:pPr>
+        <w:spacing w:before="0" w:after="0"/>
+      </w:pPr>
+    </w:p>
+    <w:p>
+      <w:pPr>
+        <w:spacing w:before="0" w:after="0"/>
+      </w:pPr>
     </w:p>
     <w:p>
       <w:pPr>
@@ -36161,6 +37981,46 @@
     </w:p>
     <w:p>
       <w:pPr>
+        <w:spacing w:before="0" w:after="0"/>
+      </w:pPr>
+    </w:p>
+    <w:p>
+      <w:pPr>
+        <w:spacing w:before="0" w:after="0"/>
+      </w:pPr>
+    </w:p>
+    <w:p>
+      <w:pPr>
+        <w:spacing w:before="0" w:after="0"/>
+      </w:pPr>
+    </w:p>
+    <w:p>
+      <w:pPr>
+        <w:spacing w:before="0" w:after="0"/>
+      </w:pPr>
+    </w:p>
+    <w:p>
+      <w:pPr>
+        <w:spacing w:before="0" w:after="0"/>
+      </w:pPr>
+    </w:p>
+    <w:p>
+      <w:pPr>
+        <w:spacing w:before="0" w:after="0"/>
+      </w:pPr>
+    </w:p>
+    <w:p>
+      <w:pPr>
+        <w:spacing w:before="0" w:after="0"/>
+      </w:pPr>
+    </w:p>
+    <w:p>
+      <w:pPr>
+        <w:spacing w:before="0" w:after="0"/>
+      </w:pPr>
+    </w:p>
+    <w:p>
+      <w:pPr>
         <w:spacing w:before="160" w:after="80"/>
       </w:pPr>
       <w:r>
@@ -38201,6 +40061,46 @@
     </w:p>
     <w:p>
       <w:pPr>
+        <w:spacing w:before="0" w:after="0"/>
+      </w:pPr>
+    </w:p>
+    <w:p>
+      <w:pPr>
+        <w:spacing w:before="0" w:after="0"/>
+      </w:pPr>
+    </w:p>
+    <w:p>
+      <w:pPr>
+        <w:spacing w:before="0" w:after="0"/>
+      </w:pPr>
+    </w:p>
+    <w:p>
+      <w:pPr>
+        <w:spacing w:before="0" w:after="0"/>
+      </w:pPr>
+    </w:p>
+    <w:p>
+      <w:pPr>
+        <w:spacing w:before="0" w:after="0"/>
+      </w:pPr>
+    </w:p>
+    <w:p>
+      <w:pPr>
+        <w:spacing w:before="0" w:after="0"/>
+      </w:pPr>
+    </w:p>
+    <w:p>
+      <w:pPr>
+        <w:spacing w:before="0" w:after="0"/>
+      </w:pPr>
+    </w:p>
+    <w:p>
+      <w:pPr>
+        <w:spacing w:before="0" w:after="0"/>
+      </w:pPr>
+    </w:p>
+    <w:p>
+      <w:pPr>
         <w:spacing w:before="160" w:after="80"/>
       </w:pPr>
       <w:r>
@@ -38880,6 +40780,46 @@
     </w:p>
     <w:p>
       <w:pPr>
+        <w:spacing w:before="0" w:after="0"/>
+      </w:pPr>
+    </w:p>
+    <w:p>
+      <w:pPr>
+        <w:spacing w:before="0" w:after="0"/>
+      </w:pPr>
+    </w:p>
+    <w:p>
+      <w:pPr>
+        <w:spacing w:before="0" w:after="0"/>
+      </w:pPr>
+    </w:p>
+    <w:p>
+      <w:pPr>
+        <w:spacing w:before="0" w:after="0"/>
+      </w:pPr>
+    </w:p>
+    <w:p>
+      <w:pPr>
+        <w:spacing w:before="0" w:after="0"/>
+      </w:pPr>
+    </w:p>
+    <w:p>
+      <w:pPr>
+        <w:spacing w:before="0" w:after="0"/>
+      </w:pPr>
+    </w:p>
+    <w:p>
+      <w:pPr>
+        <w:spacing w:before="0" w:after="0"/>
+      </w:pPr>
+    </w:p>
+    <w:p>
+      <w:pPr>
+        <w:spacing w:before="0" w:after="0"/>
+      </w:pPr>
+    </w:p>
+    <w:p>
+      <w:pPr>
         <w:spacing w:before="160" w:after="80"/>
       </w:pPr>
       <w:r>
@@ -38932,7 +40872,7 @@
         </w:rPr>
         <w:drawing>
           <wp:inline>
-            <wp:extent cx="1460500" cy="927100"/>
+            <wp:extent cx="1429279" cy="927100"/>
             <wp:effectExtent b="0" l="0" r="0" t="0"/>
             <wp:docPr descr="" title="" id="106" name="Picture"/>
             <a:graphic>
@@ -38953,7 +40893,7 @@
                   <pic:spPr bwMode="auto">
                     <a:xfrm>
                       <a:off x="0" y="0"/>
-                      <a:ext cx="1460500" cy="927100"/>
+                      <a:ext cx="1429279" cy="927100"/>
                     </a:xfrm>
                     <a:prstGeom prst="rect">
                       <a:avLst/>
@@ -39217,7 +41157,7 @@
         </w:rPr>
         <w:drawing>
           <wp:inline>
-            <wp:extent cx="1917700" cy="1104900"/>
+            <wp:extent cx="1866900" cy="1104900"/>
             <wp:effectExtent b="0" l="0" r="0" t="0"/>
             <wp:docPr descr="" title="" id="109" name="Picture"/>
             <a:graphic>
@@ -39238,7 +41178,7 @@
                   <pic:spPr bwMode="auto">
                     <a:xfrm>
                       <a:off x="0" y="0"/>
-                      <a:ext cx="1917700" cy="1104900"/>
+                      <a:ext cx="1866900" cy="1104900"/>
                     </a:xfrm>
                     <a:prstGeom prst="rect">
                       <a:avLst/>
@@ -39974,6 +41914,46 @@
     </w:p>
     <w:p>
       <w:pPr>
+        <w:spacing w:before="0" w:after="0"/>
+      </w:pPr>
+    </w:p>
+    <w:p>
+      <w:pPr>
+        <w:spacing w:before="0" w:after="0"/>
+      </w:pPr>
+    </w:p>
+    <w:p>
+      <w:pPr>
+        <w:spacing w:before="0" w:after="0"/>
+      </w:pPr>
+    </w:p>
+    <w:p>
+      <w:pPr>
+        <w:spacing w:before="0" w:after="0"/>
+      </w:pPr>
+    </w:p>
+    <w:p>
+      <w:pPr>
+        <w:spacing w:before="0" w:after="0"/>
+      </w:pPr>
+    </w:p>
+    <w:p>
+      <w:pPr>
+        <w:spacing w:before="0" w:after="0"/>
+      </w:pPr>
+    </w:p>
+    <w:p>
+      <w:pPr>
+        <w:spacing w:before="0" w:after="0"/>
+      </w:pPr>
+    </w:p>
+    <w:p>
+      <w:pPr>
+        <w:spacing w:before="0" w:after="0"/>
+      </w:pPr>
+    </w:p>
+    <w:p>
+      <w:pPr>
         <w:spacing w:before="160" w:after="80"/>
       </w:pPr>
       <w:r>
@@ -42840,6 +44820,46 @@
     </w:p>
     <w:p>
       <w:pPr>
+        <w:spacing w:before="0" w:after="0"/>
+      </w:pPr>
+    </w:p>
+    <w:p>
+      <w:pPr>
+        <w:spacing w:before="0" w:after="0"/>
+      </w:pPr>
+    </w:p>
+    <w:p>
+      <w:pPr>
+        <w:spacing w:before="0" w:after="0"/>
+      </w:pPr>
+    </w:p>
+    <w:p>
+      <w:pPr>
+        <w:spacing w:before="0" w:after="0"/>
+      </w:pPr>
+    </w:p>
+    <w:p>
+      <w:pPr>
+        <w:spacing w:before="0" w:after="0"/>
+      </w:pPr>
+    </w:p>
+    <w:p>
+      <w:pPr>
+        <w:spacing w:before="0" w:after="0"/>
+      </w:pPr>
+    </w:p>
+    <w:p>
+      <w:pPr>
+        <w:spacing w:before="0" w:after="0"/>
+      </w:pPr>
+    </w:p>
+    <w:p>
+      <w:pPr>
+        <w:spacing w:before="0" w:after="0"/>
+      </w:pPr>
+    </w:p>
+    <w:p>
+      <w:pPr>
         <w:spacing w:before="160" w:after="80"/>
       </w:pPr>
       <w:r>
@@ -43727,6 +45747,46 @@
     </w:p>
     <w:p>
       <w:pPr>
+        <w:spacing w:before="0" w:after="0"/>
+      </w:pPr>
+    </w:p>
+    <w:p>
+      <w:pPr>
+        <w:spacing w:before="0" w:after="0"/>
+      </w:pPr>
+    </w:p>
+    <w:p>
+      <w:pPr>
+        <w:spacing w:before="0" w:after="0"/>
+      </w:pPr>
+    </w:p>
+    <w:p>
+      <w:pPr>
+        <w:spacing w:before="0" w:after="0"/>
+      </w:pPr>
+    </w:p>
+    <w:p>
+      <w:pPr>
+        <w:spacing w:before="0" w:after="0"/>
+      </w:pPr>
+    </w:p>
+    <w:p>
+      <w:pPr>
+        <w:spacing w:before="0" w:after="0"/>
+      </w:pPr>
+    </w:p>
+    <w:p>
+      <w:pPr>
+        <w:spacing w:before="0" w:after="0"/>
+      </w:pPr>
+    </w:p>
+    <w:p>
+      <w:pPr>
+        <w:spacing w:before="0" w:after="0"/>
+      </w:pPr>
+    </w:p>
+    <w:p>
+      <w:pPr>
         <w:spacing w:before="160" w:after="80"/>
       </w:pPr>
       <w:r>
@@ -44074,6 +46134,31 @@
         </w:rPr>
         <w:t>：O：16.0，K：39.0，Mn：54.9</w:t>
       </w:r>
+    </w:p>
+    <w:p>
+      <w:pPr>
+        <w:spacing w:before="0" w:after="0"/>
+      </w:pPr>
+    </w:p>
+    <w:p>
+      <w:pPr>
+        <w:spacing w:before="0" w:after="0"/>
+      </w:pPr>
+    </w:p>
+    <w:p>
+      <w:pPr>
+        <w:spacing w:before="0" w:after="0"/>
+      </w:pPr>
+    </w:p>
+    <w:p>
+      <w:pPr>
+        <w:spacing w:before="0" w:after="0"/>
+      </w:pPr>
+    </w:p>
+    <w:p>
+      <w:pPr>
+        <w:spacing w:before="0" w:after="0"/>
+      </w:pPr>
     </w:p>
     <w:p>
       <w:pPr>
@@ -44389,6 +46474,31 @@
         </w:rPr>
         <w:t>。</w:t>
       </w:r>
+    </w:p>
+    <w:p>
+      <w:pPr>
+        <w:spacing w:before="0" w:after="0"/>
+      </w:pPr>
+    </w:p>
+    <w:p>
+      <w:pPr>
+        <w:spacing w:before="0" w:after="0"/>
+      </w:pPr>
+    </w:p>
+    <w:p>
+      <w:pPr>
+        <w:spacing w:before="0" w:after="0"/>
+      </w:pPr>
+    </w:p>
+    <w:p>
+      <w:pPr>
+        <w:spacing w:before="0" w:after="0"/>
+      </w:pPr>
+    </w:p>
+    <w:p>
+      <w:pPr>
+        <w:spacing w:before="0" w:after="0"/>
+      </w:pPr>
     </w:p>
     <w:p>
       <w:pPr>

--- a/00-首页/题组Word/习题书/第四篇-元素与分析/2-离子反应与方程式-学生版.docx
+++ b/00-首页/题组Word/习题书/第四篇-元素与分析/2-离子反应与方程式-学生版.docx
@@ -22860,6 +22860,14 @@
         <w:tblStyle w:val="Table"/>
         <w:tblW w:type="pct" w:w="5000"/>
         <w:tblLayout w:type="fixed"/>
+        <w:tblBorders>
+          <w:top w:val="single" w:sz="12" w:space="0" w:color="000000"/>
+          <w:left w:val="none" w:sz="0" w:space="0" w:color="auto"/>
+          <w:bottom w:val="single" w:sz="12" w:space="0" w:color="000000"/>
+          <w:right w:val="none" w:sz="0" w:space="0" w:color="auto"/>
+          <w:insideH w:val="none" w:sz="0" w:space="0" w:color="auto"/>
+          <w:insideV w:val="none" w:sz="0" w:space="0" w:color="auto"/>
+        </w:tblBorders>
         <w:tblLook w:firstRow="1" w:lastRow="0" w:firstColumn="0" w:lastColumn="0" w:noHBand="0" w:noVBand="0" w:val="0020"/>
       </w:tblPr>
       <w:tblGrid>
@@ -22874,7 +22882,11 @@
           <w:tblHeader w:val="on"/>
         </w:trPr>
         <w:tc>
-          <w:tcPr/>
+          <w:tcPr>
+            <w:tcBorders>
+              <w:bottom w:val="single" w:sz="8" w:space="0" w:color="000000"/>
+            </w:tcBorders>
+          </w:tcPr>
           <w:p>
             <w:pPr>
               <w:pStyle w:val="Compact"/>
@@ -22890,7 +22902,11 @@
           </w:p>
         </w:tc>
         <w:tc>
-          <w:tcPr/>
+          <w:tcPr>
+            <w:tcBorders>
+              <w:bottom w:val="single" w:sz="8" w:space="0" w:color="000000"/>
+            </w:tcBorders>
+          </w:tcPr>
           <w:p>
             <w:pPr>
               <w:pStyle w:val="Compact"/>
@@ -22956,7 +22972,11 @@
           </w:p>
         </w:tc>
         <w:tc>
-          <w:tcPr/>
+          <w:tcPr>
+            <w:tcBorders>
+              <w:bottom w:val="single" w:sz="8" w:space="0" w:color="000000"/>
+            </w:tcBorders>
+          </w:tcPr>
           <w:p>
             <w:pPr>
               <w:pStyle w:val="Compact"/>
@@ -23022,7 +23042,11 @@
           </w:p>
         </w:tc>
         <w:tc>
-          <w:tcPr/>
+          <w:tcPr>
+            <w:tcBorders>
+              <w:bottom w:val="single" w:sz="8" w:space="0" w:color="000000"/>
+            </w:tcBorders>
+          </w:tcPr>
           <w:p>
             <w:pPr>
               <w:pStyle w:val="Compact"/>
@@ -23088,7 +23112,11 @@
           </w:p>
         </w:tc>
         <w:tc>
-          <w:tcPr/>
+          <w:tcPr>
+            <w:tcBorders>
+              <w:bottom w:val="single" w:sz="8" w:space="0" w:color="000000"/>
+            </w:tcBorders>
+          </w:tcPr>
           <w:p>
             <w:pPr>
               <w:pStyle w:val="Compact"/>
@@ -36806,6 +36834,14 @@
         <w:tblStyle w:val="Table"/>
         <w:tblW w:type="pct" w:w="5000"/>
         <w:tblLayout w:type="fixed"/>
+        <w:tblBorders>
+          <w:top w:val="single" w:sz="12" w:space="0" w:color="000000"/>
+          <w:left w:val="none" w:sz="0" w:space="0" w:color="auto"/>
+          <w:bottom w:val="single" w:sz="12" w:space="0" w:color="000000"/>
+          <w:right w:val="none" w:sz="0" w:space="0" w:color="auto"/>
+          <w:insideH w:val="none" w:sz="0" w:space="0" w:color="auto"/>
+          <w:insideV w:val="none" w:sz="0" w:space="0" w:color="auto"/>
+        </w:tblBorders>
         <w:tblLook w:firstRow="1" w:lastRow="0" w:firstColumn="0" w:lastColumn="0" w:noHBand="0" w:noVBand="0" w:val="0020"/>
       </w:tblPr>
       <w:tblGrid>
@@ -36819,7 +36855,11 @@
           <w:tblHeader w:val="on"/>
         </w:trPr>
         <w:tc>
-          <w:tcPr/>
+          <w:tcPr>
+            <w:tcBorders>
+              <w:bottom w:val="single" w:sz="8" w:space="0" w:color="000000"/>
+            </w:tcBorders>
+          </w:tcPr>
           <w:p>
             <w:pPr>
               <w:pStyle w:val="Compact"/>
@@ -36835,7 +36875,11 @@
           </w:p>
         </w:tc>
         <w:tc>
-          <w:tcPr/>
+          <w:tcPr>
+            <w:tcBorders>
+              <w:bottom w:val="single" w:sz="8" w:space="0" w:color="000000"/>
+            </w:tcBorders>
+          </w:tcPr>
           <w:p>
             <w:pPr>
               <w:pStyle w:val="Compact"/>
@@ -36851,7 +36895,11 @@
           </w:p>
         </w:tc>
         <w:tc>
-          <w:tcPr/>
+          <w:tcPr>
+            <w:tcBorders>
+              <w:bottom w:val="single" w:sz="8" w:space="0" w:color="000000"/>
+            </w:tcBorders>
+          </w:tcPr>
           <w:p>
             <w:pPr>
               <w:pStyle w:val="Compact"/>
@@ -36867,7 +36915,11 @@
           </w:p>
         </w:tc>
         <w:tc>
-          <w:tcPr/>
+          <w:tcPr>
+            <w:tcBorders>
+              <w:bottom w:val="single" w:sz="8" w:space="0" w:color="000000"/>
+            </w:tcBorders>
+          </w:tcPr>
           <w:p>
             <w:pPr>
               <w:pStyle w:val="Compact"/>
@@ -37474,6 +37526,14 @@
         <w:tblStyle w:val="Table"/>
         <w:tblW w:type="pct" w:w="5000"/>
         <w:tblLayout w:type="fixed"/>
+        <w:tblBorders>
+          <w:top w:val="single" w:sz="12" w:space="0" w:color="000000"/>
+          <w:left w:val="none" w:sz="0" w:space="0" w:color="auto"/>
+          <w:bottom w:val="single" w:sz="12" w:space="0" w:color="000000"/>
+          <w:right w:val="none" w:sz="0" w:space="0" w:color="auto"/>
+          <w:insideH w:val="none" w:sz="0" w:space="0" w:color="auto"/>
+          <w:insideV w:val="none" w:sz="0" w:space="0" w:color="auto"/>
+        </w:tblBorders>
         <w:tblLook w:firstRow="1" w:lastRow="0" w:firstColumn="0" w:lastColumn="0" w:noHBand="0" w:noVBand="0" w:val="0020"/>
       </w:tblPr>
       <w:tblGrid>
@@ -37490,7 +37550,11 @@
           <w:tblHeader w:val="on"/>
         </w:trPr>
         <w:tc>
-          <w:tcPr/>
+          <w:tcPr>
+            <w:tcBorders>
+              <w:bottom w:val="single" w:sz="8" w:space="0" w:color="000000"/>
+            </w:tcBorders>
+          </w:tcPr>
           <w:p>
             <w:pPr>
               <w:pStyle w:val="Compact"/>
@@ -37506,7 +37570,11 @@
           </w:p>
         </w:tc>
         <w:tc>
-          <w:tcPr/>
+          <w:tcPr>
+            <w:tcBorders>
+              <w:bottom w:val="single" w:sz="8" w:space="0" w:color="000000"/>
+            </w:tcBorders>
+          </w:tcPr>
           <w:p>
             <w:pPr>
               <w:pStyle w:val="Compact"/>
@@ -37522,7 +37590,11 @@
           </w:p>
         </w:tc>
         <w:tc>
-          <w:tcPr/>
+          <w:tcPr>
+            <w:tcBorders>
+              <w:bottom w:val="single" w:sz="8" w:space="0" w:color="000000"/>
+            </w:tcBorders>
+          </w:tcPr>
           <w:p>
             <w:pPr>
               <w:pStyle w:val="Compact"/>
@@ -37538,7 +37610,11 @@
           </w:p>
         </w:tc>
         <w:tc>
-          <w:tcPr/>
+          <w:tcPr>
+            <w:tcBorders>
+              <w:bottom w:val="single" w:sz="8" w:space="0" w:color="000000"/>
+            </w:tcBorders>
+          </w:tcPr>
           <w:p>
             <w:pPr>
               <w:pStyle w:val="Compact"/>
@@ -37554,7 +37630,11 @@
           </w:p>
         </w:tc>
         <w:tc>
-          <w:tcPr/>
+          <w:tcPr>
+            <w:tcBorders>
+              <w:bottom w:val="single" w:sz="8" w:space="0" w:color="000000"/>
+            </w:tcBorders>
+          </w:tcPr>
           <w:p>
             <w:pPr>
               <w:pStyle w:val="Compact"/>
@@ -37585,7 +37665,11 @@
           </w:p>
         </w:tc>
         <w:tc>
-          <w:tcPr/>
+          <w:tcPr>
+            <w:tcBorders>
+              <w:bottom w:val="single" w:sz="8" w:space="0" w:color="000000"/>
+            </w:tcBorders>
+          </w:tcPr>
           <w:p>
             <w:pPr>
               <w:pStyle w:val="Compact"/>
@@ -37609,7 +37693,11 @@
           </w:p>
         </w:tc>
         <w:tc>
-          <w:tcPr/>
+          <w:tcPr>
+            <w:tcBorders>
+              <w:bottom w:val="single" w:sz="8" w:space="0" w:color="000000"/>
+            </w:tcBorders>
+          </w:tcPr>
           <w:p>
             <w:pPr>
               <w:pStyle w:val="Compact"/>
@@ -47561,7 +47649,7 @@
     <ns0:rPr>
       <ns0:rFonts ns0:ascii="Times New Roman" ns0:cs="Times New Roman" ns0:eastAsia="SimHei" ns0:hAnsi="Times New Roman"/>
       <ns0:b/>
-      <ns0:color ns0:val="17324D"/>
+      <ns0:color ns0:val="000000"/>
       <ns0:sz ns0:val="44"/>
       <ns0:szCs ns0:val="56"/>
     </ns0:rPr>
@@ -47703,7 +47791,7 @@
     <ns0:rPr>
       <ns0:rFonts ns0:ascii="Times New Roman" ns0:cs="Times New Roman" ns0:eastAsia="SimHei" ns0:hAnsi="Times New Roman"/>
       <ns0:b/>
-      <ns0:color ns0:val="17324D"/>
+      <ns0:color ns0:val="000000"/>
       <ns0:sz ns0:val="32"/>
       <ns0:szCs ns0:val="40"/>
     </ns0:rPr>
@@ -47727,7 +47815,7 @@
     <ns0:rPr>
       <ns0:rFonts ns0:ascii="Times New Roman" ns0:cs="Times New Roman" ns0:eastAsia="SimHei" ns0:hAnsi="Times New Roman"/>
       <ns0:b/>
-      <ns0:color ns0:val="17324D"/>
+      <ns0:color ns0:val="000000"/>
       <ns0:sz ns0:val="28"/>
       <ns0:szCs ns0:val="32"/>
     </ns0:rPr>
@@ -47751,7 +47839,7 @@
     <ns0:rPr>
       <ns0:rFonts ns0:ascii="Times New Roman" ns0:cs="Times New Roman" ns0:eastAsia="SimHei" ns0:hAnsi="Times New Roman"/>
       <ns0:b/>
-      <ns0:color ns0:val="17324D"/>
+      <ns0:color ns0:val="000000"/>
       <ns0:sz ns0:val="25"/>
       <ns0:szCs ns0:val="28"/>
     </ns0:rPr>
